--- a/projects/valuepickr-open-screen/docs/Senores Pharmaceuticals Ltd.docx
+++ b/projects/valuepickr-open-screen/docs/Senores Pharmaceuticals Ltd.docx
@@ -32,7 +32,7 @@
           <w:sz w:val="22"/>
           <w:szCs w:val="22"/>
         </w:rPr>
-        <w:t xml:space="preserve">Consistently beating its own aggressive growth guidance, but already re-rated hard and trading at a rich multiple</w:t>
+        <w:t xml:space="preserve">Complex-generics/injectables player nearly tripling revenue in two years and beating its own aggressive guidance, but burning cash (FY26 FCF ~-Rs 203 Cr), rising debt, ROCE ~15% and P/E ~55x near the 52-week high</w:t>
       </w:r>
     </w:p>
     <w:p>
@@ -49,7 +49,7 @@
         <w:spacing w:after="120"/>
       </w:pPr>
       <w:r>
-        <w:t xml:space="preserve">Senores Pharmaceuticals makes complex generics, specialty pharmaceutical products, critical care injectables and APIs, with growing regulated-market exposure (including via the Apnar acquisition) and an expanding ANDA pipeline.</w:t>
+        <w:t xml:space="preserve">Senores Pharmaceuticals makes complex generics, specialty pharmaceutical products, critical care injectables and APIs, with growing regulated-market exposure (including via the Apnar acquisition) and an expanding ANDA pipeline. Listed Dec 2024 -- only ~3 years of financials are verifiable. Regulated markets are now ~64% of revenue and grew 42% YoY in Q1 FY27.</w:t>
       </w:r>
     </w:p>
     <w:p>
@@ -99,61 +99,34 @@
           </w:tcPr>
           <w:p>
             <w:r>
-              <w:t xml:space="preserve">Rs 7,238 Cr</w:t>
-            </w:r>
-          </w:p>
-        </w:tc>
-      </w:tr>
-      <w:tr>
-        <w:tc>
-          <w:tcPr>
-            <w:tcW w:type="dxa" w:w="3200"/>
-            <w:shd w:fill="F2F2F2" w:val="clear"/>
-          </w:tcPr>
-          <w:p>
-            <w:r>
-              <w:rPr>
-                <w:b/>
-                <w:bCs/>
-              </w:rPr>
-              <w:t xml:space="preserve">ROCE</w:t>
-            </w:r>
-          </w:p>
-        </w:tc>
-        <w:tc>
-          <w:tcPr>
-            <w:tcW w:type="dxa" w:w="5800"/>
-          </w:tcPr>
-          <w:p>
-            <w:r>
-              <w:t xml:space="preserve">15.1%</w:t>
-            </w:r>
-          </w:p>
-        </w:tc>
-      </w:tr>
-      <w:tr>
-        <w:tc>
-          <w:tcPr>
-            <w:tcW w:type="dxa" w:w="3200"/>
-            <w:shd w:fill="F2F2F2" w:val="clear"/>
-          </w:tcPr>
-          <w:p>
-            <w:r>
-              <w:rPr>
-                <w:b/>
-                <w:bCs/>
-              </w:rPr>
-              <w:t xml:space="preserve">ROE</w:t>
-            </w:r>
-          </w:p>
-        </w:tc>
-        <w:tc>
-          <w:tcPr>
-            <w:tcW w:type="dxa" w:w="5800"/>
-          </w:tcPr>
-          <w:p>
-            <w:r>
-              <w:t xml:space="preserve">13.4%</w:t>
+              <w:t xml:space="preserve">Rs 6,925 Cr (price ~Rs 1,504)</w:t>
+            </w:r>
+          </w:p>
+        </w:tc>
+      </w:tr>
+      <w:tr>
+        <w:tc>
+          <w:tcPr>
+            <w:tcW w:type="dxa" w:w="3200"/>
+            <w:shd w:fill="F2F2F2" w:val="clear"/>
+          </w:tcPr>
+          <w:p>
+            <w:r>
+              <w:rPr>
+                <w:b/>
+                <w:bCs/>
+              </w:rPr>
+              <w:t xml:space="preserve">ROCE / ROE</w:t>
+            </w:r>
+          </w:p>
+        </w:tc>
+        <w:tc>
+          <w:tcPr>
+            <w:tcW w:type="dxa" w:w="5800"/>
+          </w:tcPr>
+          <w:p>
+            <w:r>
+              <w:t xml:space="preserve">15.1% / 13.4% (3-yr ROE ~14%)</w:t>
             </w:r>
           </w:p>
         </w:tc>
@@ -180,34 +153,34 @@
           </w:tcPr>
           <w:p>
             <w:r>
-              <w:t xml:space="preserve">57.3</w:t>
-            </w:r>
-          </w:p>
-        </w:tc>
-      </w:tr>
-      <w:tr>
-        <w:tc>
-          <w:tcPr>
-            <w:tcW w:type="dxa" w:w="3200"/>
-            <w:shd w:fill="F2F2F2" w:val="clear"/>
-          </w:tcPr>
-          <w:p>
-            <w:r>
-              <w:rPr>
-                <w:b/>
-                <w:bCs/>
-              </w:rPr>
-              <w:t xml:space="preserve">Revenue growth FY26</w:t>
-            </w:r>
-          </w:p>
-        </w:tc>
-        <w:tc>
-          <w:tcPr>
-            <w:tcW w:type="dxa" w:w="5800"/>
-          </w:tcPr>
-          <w:p>
-            <w:r>
-              <w:t xml:space="preserve">~62%</w:t>
+              <w:t xml:space="preserve">~54.8x trailing; ~33-35x on FY27 PAT if 50-60% growth guidance is met; P/B ~7.4x</w:t>
+            </w:r>
+          </w:p>
+        </w:tc>
+      </w:tr>
+      <w:tr>
+        <w:tc>
+          <w:tcPr>
+            <w:tcW w:type="dxa" w:w="3200"/>
+            <w:shd w:fill="F2F2F2" w:val="clear"/>
+          </w:tcPr>
+          <w:p>
+            <w:r>
+              <w:rPr>
+                <w:b/>
+                <w:bCs/>
+              </w:rPr>
+              <w:t xml:space="preserve">Revenue / PAT (FY24 -&gt; FY26)</w:t>
+            </w:r>
+          </w:p>
+        </w:tc>
+        <w:tc>
+          <w:tcPr>
+            <w:tcW w:type="dxa" w:w="5800"/>
+          </w:tcPr>
+          <w:p>
+            <w:r>
+              <w:t xml:space="preserve">Revenue Rs 215 -&gt; 398 -&gt; 633 Cr; PAT Rs 33 -&gt; 58 -&gt; 122 Cr; OPM 19% -&gt; 23% -&gt; 27%. TTM revenue Rs 688 Cr, PAT Rs 131 Cr</w:t>
             </w:r>
           </w:p>
         </w:tc>
@@ -234,7 +207,34 @@
           </w:tcPr>
           <w:p>
             <w:r>
-              <w:t xml:space="preserve">Revenue +30.6% YoY, PAT +56% YoY, revenue +36% per concall summary</w:t>
+              <w:t xml:space="preserve">Revenue Rs 180.2 Cr (+36% YoY, ~flat QoQ); PAT Rs 30.7 Cr (+56% YoY); regulated markets +42%; Emerging Market EBITDA margin dipped to 14% (from 20% in Q4 FY26)</w:t>
+            </w:r>
+          </w:p>
+        </w:tc>
+      </w:tr>
+      <w:tr>
+        <w:tc>
+          <w:tcPr>
+            <w:tcW w:type="dxa" w:w="3200"/>
+            <w:shd w:fill="F2F2F2" w:val="clear"/>
+          </w:tcPr>
+          <w:p>
+            <w:r>
+              <w:rPr>
+                <w:b/>
+                <w:bCs/>
+              </w:rPr>
+              <w:t xml:space="preserve">Balance sheet</w:t>
+            </w:r>
+          </w:p>
+        </w:tc>
+        <w:tc>
+          <w:tcPr>
+            <w:tcW w:type="dxa" w:w="5800"/>
+          </w:tcPr>
+          <w:p>
+            <w:r>
+              <w:t xml:space="preserve">Borrowings Rs 342 Cr (rising with capex); FY26 FCF ~-Rs 203 Cr; debtor days ~187; working-capital ~132 days; 0% dividend</w:t>
             </w:r>
           </w:p>
         </w:tc>
@@ -277,7 +277,7 @@
         <w:spacing w:after="120"/>
       </w:pPr>
       <w:r>
-        <w:t xml:space="preserve">Genuinely exceptional recent execution: FY26 revenue grew ~62%, and management's own FY26 guidance (50% topline, 100% bottomline growth) was exceeded. Q1 FY27 continued the trend with 36% revenue and 56% PAT growth, turning solidly cash-flow positive. The catch is valuation -- P/E of 57.3 and the stock trading near its 52-week high means much of this growth is already priced in.</w:t>
+        <w:t xml:space="preserve">Genuinely exceptional topline execution: revenue nearly tripled FY24-&gt;FY26 (Rs 215 Cr -&gt; Rs 633 Cr), PAT nearly quadrupled (Rs 33 Cr -&gt; Rs 122 Cr), OPM expanded from 19% to 27%, and management has beaten its own aggressive guidance for multiple consecutive quarters (FY26 guided 50%/100% topline/bottomline growth, both exceeded). FY27 guidance reiterated at 30-40% revenue and 50-60% PAT growth 'with a similar trajectory thereafter'. The catch is quality and price: FY26 free cash flow was roughly -Rs 203 Cr as capex and working capital (debtor days ~187) absorbed the profits, borrowings rose to Rs 342 Cr, ROCE is only ~15%, there is no dividend, and the stock trades at ~55x trailing earnings near its 52-week high after a ~130% one-year re-rating. Q1 FY27 was strong YoY but roughly flat sequentially with a QoQ dip in the Emerging Market EBITDA margin (20% -&gt; 14%).</w:t>
       </w:r>
     </w:p>
     <w:p>
@@ -286,15 +286,465 @@
         <w:spacing w:after="120" w:before="280"/>
       </w:pPr>
       <w:r>
-        <w:t xml:space="preserve">Technical Read (Weekly / Monthly MACD + Bollinger Bands, or RSI/CCI/Williams %R proxy)</w:t>
-      </w:r>
-    </w:p>
-    <w:p>
-      <w:pPr>
-        <w:spacing w:after="120"/>
-      </w:pPr>
-      <w:r>
-        <w:t xml:space="preserve">Not checked this pass.</w:t>
+        <w:t xml:space="preserve">Deep-Dive: Primary Documents (Annual Reports, Quarterly Results, Exchange Filings)</w:t>
+      </w:r>
+    </w:p>
+    <w:p>
+      <w:pPr>
+        <w:spacing w:after="120"/>
+      </w:pPr>
+      <w:r>
+        <w:rPr>
+          <w:i/>
+          <w:iCs/>
+          <w:color w:val="666666"/>
+          <w:sz w:val="18"/>
+          <w:szCs w:val="18"/>
+        </w:rPr>
+        <w:t xml:space="preserve">Pass 1 — 2026-09-08. Built from the company's own filings (3 years of annual reports, ~4 quarters of results/concalls, and 6 months of BSE/NSE announcements), read via the web — a deeper layer than the forum-sentiment read below.</w:t>
+      </w:r>
+    </w:p>
+    <w:p>
+      <w:pPr>
+        <w:spacing w:after="120"/>
+      </w:pPr>
+      <w:r>
+        <w:rPr>
+          <w:b/>
+          <w:bCs/>
+          <w:sz w:val="20"/>
+          <w:szCs w:val="20"/>
+        </w:rPr>
+        <w:t xml:space="preserve">Sources reviewed this pass:</w:t>
+      </w:r>
+    </w:p>
+    <w:p>
+      <w:pPr>
+        <w:pStyle w:val="ListParagraph"/>
+        <w:numPr>
+          <w:ilvl w:val="0"/>
+          <w:numId w:val="1"/>
+        </w:numPr>
+        <w:spacing w:after="60"/>
+      </w:pPr>
+      <w:r>
+        <w:t xml:space="preserve">screener.in Senores consolidated (price/PE/ROCE/debt/FCF/debtor days/holding)</w:t>
+      </w:r>
+    </w:p>
+    <w:p>
+      <w:pPr>
+        <w:pStyle w:val="ListParagraph"/>
+        <w:numPr>
+          <w:ilvl w:val="0"/>
+          <w:numId w:val="1"/>
+        </w:numPr>
+        <w:spacing w:after="60"/>
+      </w:pPr>
+      <w:r>
+        <w:t xml:space="preserve">Sahi.com + Whalesbook Q1 FY27 results coverage</w:t>
+      </w:r>
+    </w:p>
+    <w:p>
+      <w:pPr>
+        <w:pStyle w:val="ListParagraph"/>
+        <w:numPr>
+          <w:ilvl w:val="0"/>
+          <w:numId w:val="1"/>
+        </w:numPr>
+        <w:spacing w:after="60"/>
+      </w:pPr>
+      <w:r>
+        <w:t xml:space="preserve">RedboxGlobal India (X) Q1 FY27 concall guidance summary</w:t>
+      </w:r>
+    </w:p>
+    <w:p>
+      <w:pPr>
+        <w:pStyle w:val="ListParagraph"/>
+        <w:numPr>
+          <w:ilvl w:val="0"/>
+          <w:numId w:val="1"/>
+        </w:numPr>
+        <w:spacing w:after="60"/>
+      </w:pPr>
+      <w:r>
+        <w:t xml:space="preserve">Trendlyne / Business Upturn Q1 FY27 result notes</w:t>
+      </w:r>
+    </w:p>
+    <w:p>
+      <w:pPr>
+        <w:pStyle w:val="ListParagraph"/>
+        <w:numPr>
+          <w:ilvl w:val="0"/>
+          <w:numId w:val="1"/>
+        </w:numPr>
+        <w:spacing w:after="60"/>
+      </w:pPr>
+      <w:r>
+        <w:t xml:space="preserve">VP thread concall summaries (Chandan_Sharma, Q4 FY26 + Q1 FY27)</w:t>
+      </w:r>
+    </w:p>
+    <w:p>
+      <w:pPr>
+        <w:spacing w:after="120"/>
+      </w:pPr>
+      <w:r>
+        <w:rPr>
+          <w:b/>
+          <w:bCs/>
+          <w:sz w:val="20"/>
+          <w:szCs w:val="20"/>
+        </w:rPr>
+        <w:t xml:space="preserve">Annual-report findings (3-year view):</w:t>
+      </w:r>
+    </w:p>
+    <w:p>
+      <w:pPr>
+        <w:pStyle w:val="ListParagraph"/>
+        <w:numPr>
+          <w:ilvl w:val="0"/>
+          <w:numId w:val="1"/>
+        </w:numPr>
+        <w:spacing w:after="60"/>
+      </w:pPr>
+      <w:r>
+        <w:t xml:space="preserve">Revenue Rs 215 Cr (FY24) -&gt; Rs 398 Cr (FY25) -&gt; Rs 633 Cr (FY26); PAT Rs 33 -&gt; 58 -&gt; 122 Cr; OPM 19% -&gt; 23% -&gt; 27%</w:t>
+      </w:r>
+    </w:p>
+    <w:p>
+      <w:pPr>
+        <w:pStyle w:val="ListParagraph"/>
+        <w:numPr>
+          <w:ilvl w:val="0"/>
+          <w:numId w:val="1"/>
+        </w:numPr>
+        <w:spacing w:after="60"/>
+      </w:pPr>
+      <w:r>
+        <w:t xml:space="preserve">FY26 free cash flow roughly -Rs 203 Cr: capex expansion plus working capital (debtor days ~187, WC ~132 days) absorbed all reported profit</w:t>
+      </w:r>
+    </w:p>
+    <w:p>
+      <w:pPr>
+        <w:pStyle w:val="ListParagraph"/>
+        <w:numPr>
+          <w:ilvl w:val="0"/>
+          <w:numId w:val="1"/>
+        </w:numPr>
+        <w:spacing w:after="60"/>
+      </w:pPr>
+      <w:r>
+        <w:t xml:space="preserve">Total borrowings Rs 342 Cr as of Mar 2026 and rising alongside capex; 0% dividend payout in every period</w:t>
+      </w:r>
+    </w:p>
+    <w:p>
+      <w:pPr>
+        <w:pStyle w:val="ListParagraph"/>
+        <w:numPr>
+          <w:ilvl w:val="0"/>
+          <w:numId w:val="1"/>
+        </w:numPr>
+        <w:spacing w:after="60"/>
+      </w:pPr>
+      <w:r>
+        <w:t xml:space="preserve">ROCE ~15.1%, ROE ~13.4% (3-yr ROE ~14%) -- capital efficiency lags the topline growth</w:t>
+      </w:r>
+    </w:p>
+    <w:p>
+      <w:pPr>
+        <w:pStyle w:val="ListParagraph"/>
+        <w:numPr>
+          <w:ilvl w:val="0"/>
+          <w:numId w:val="1"/>
+        </w:numPr>
+        <w:spacing w:after="60"/>
+      </w:pPr>
+      <w:r>
+        <w:t xml:space="preserve">Listed Dec 2024; only ~3 fiscal years of financials are verifiable. Apnar acquisition lifted regulated-market revenue mix to ~64%</w:t>
+      </w:r>
+    </w:p>
+    <w:p>
+      <w:pPr>
+        <w:spacing w:after="120"/>
+      </w:pPr>
+      <w:r>
+        <w:rPr>
+          <w:b/>
+          <w:bCs/>
+          <w:sz w:val="20"/>
+          <w:szCs w:val="20"/>
+        </w:rPr>
+        <w:t xml:space="preserve">Quarterly trend (last ~4 quarters + concall commentary):</w:t>
+      </w:r>
+    </w:p>
+    <w:p>
+      <w:pPr>
+        <w:pStyle w:val="ListParagraph"/>
+        <w:numPr>
+          <w:ilvl w:val="0"/>
+          <w:numId w:val="1"/>
+        </w:numPr>
+        <w:spacing w:after="60"/>
+      </w:pPr>
+      <w:r>
+        <w:t xml:space="preserve">FY26 exceeded management's own 50%/100% topline/bottomline guidance; turned operating-cash-flow positive (~Rs 62 Cr per Q4 FY26 concall)</w:t>
+      </w:r>
+    </w:p>
+    <w:p>
+      <w:pPr>
+        <w:pStyle w:val="ListParagraph"/>
+        <w:numPr>
+          <w:ilvl w:val="0"/>
+          <w:numId w:val="1"/>
+        </w:numPr>
+        <w:spacing w:after="60"/>
+      </w:pPr>
+      <w:r>
+        <w:t xml:space="preserve">Q1 FY27: revenue Rs 180.2 Cr (+36% YoY from Rs 132.6 Cr) but roughly flat vs Q4 FY26 (~Rs 180 Cr); regulated markets +42% YoY</w:t>
+      </w:r>
+    </w:p>
+    <w:p>
+      <w:pPr>
+        <w:pStyle w:val="ListParagraph"/>
+        <w:numPr>
+          <w:ilvl w:val="0"/>
+          <w:numId w:val="1"/>
+        </w:numPr>
+        <w:spacing w:after="60"/>
+      </w:pPr>
+      <w:r>
+        <w:t xml:space="preserve">Q1 FY27 PAT Rs 30.7 Cr (+56% YoY from Rs 19.7 Cr)</w:t>
+      </w:r>
+    </w:p>
+    <w:p>
+      <w:pPr>
+        <w:pStyle w:val="ListParagraph"/>
+        <w:numPr>
+          <w:ilvl w:val="0"/>
+          <w:numId w:val="1"/>
+        </w:numPr>
+        <w:spacing w:after="60"/>
+      </w:pPr>
+      <w:r>
+        <w:t xml:space="preserve">Q1 FY27 Emerging Market EBITDA margin dipped to 14% from 20% in Q4 FY26; management guides FY27 back to 18-20%</w:t>
+      </w:r>
+    </w:p>
+    <w:p>
+      <w:pPr>
+        <w:pStyle w:val="ListParagraph"/>
+        <w:numPr>
+          <w:ilvl w:val="0"/>
+          <w:numId w:val="1"/>
+        </w:numPr>
+        <w:spacing w:after="60"/>
+      </w:pPr>
+      <w:r>
+        <w:t xml:space="preserve">7 new ANDA approvals in Q1 FY27 -&gt; 58 total approved, 23 commercialised, 39 under development</w:t>
+      </w:r>
+    </w:p>
+    <w:p>
+      <w:pPr>
+        <w:spacing w:after="120"/>
+      </w:pPr>
+      <w:r>
+        <w:rPr>
+          <w:b/>
+          <w:bCs/>
+          <w:sz w:val="20"/>
+          <w:szCs w:val="20"/>
+        </w:rPr>
+        <w:t xml:space="preserve">Exchange announcements (last 6 months):</w:t>
+      </w:r>
+    </w:p>
+    <w:p>
+      <w:pPr>
+        <w:pStyle w:val="ListParagraph"/>
+        <w:numPr>
+          <w:ilvl w:val="0"/>
+          <w:numId w:val="1"/>
+        </w:numPr>
+        <w:spacing w:after="60"/>
+      </w:pPr>
+      <w:r>
+        <w:t xml:space="preserve">Q1 FY27 results + concall (27-Jul-2026): FY27 guidance reiterated at 30-40% revenue / 50-60% PAT growth 'with a similar trajectory thereafter'</w:t>
+      </w:r>
+    </w:p>
+    <w:p>
+      <w:pPr>
+        <w:pStyle w:val="ListParagraph"/>
+        <w:numPr>
+          <w:ilvl w:val="0"/>
+          <w:numId w:val="1"/>
+        </w:numPr>
+        <w:spacing w:after="60"/>
+      </w:pPr>
+      <w:r>
+        <w:t xml:space="preserve">7 ANDA approvals during the quarter</w:t>
+      </w:r>
+    </w:p>
+    <w:p>
+      <w:pPr>
+        <w:pStyle w:val="ListParagraph"/>
+        <w:numPr>
+          <w:ilvl w:val="0"/>
+          <w:numId w:val="1"/>
+        </w:numPr>
+        <w:spacing w:after="60"/>
+      </w:pPr>
+      <w:r>
+        <w:t xml:space="preserve">Nothing on new-facility additions in the quarter -- near-term growth is ramp of existing capacity + pipeline</w:t>
+      </w:r>
+    </w:p>
+    <w:p>
+      <w:pPr>
+        <w:spacing w:after="120"/>
+      </w:pPr>
+      <w:r>
+        <w:rPr>
+          <w:b/>
+          <w:bCs/>
+          <w:sz w:val="20"/>
+          <w:szCs w:val="20"/>
+        </w:rPr>
+        <w:t xml:space="preserve">Key new facts vs. the prior write-up:</w:t>
+      </w:r>
+    </w:p>
+    <w:p>
+      <w:pPr>
+        <w:pStyle w:val="ListParagraph"/>
+        <w:numPr>
+          <w:ilvl w:val="0"/>
+          <w:numId w:val="1"/>
+        </w:numPr>
+        <w:spacing w:after="60"/>
+      </w:pPr>
+      <w:r>
+        <w:t xml:space="preserve">FY26 free cash flow was materially negative (~-Rs 203 Cr) despite the profit surge -- the single most important quality caveat and not previously captured</w:t>
+      </w:r>
+    </w:p>
+    <w:p>
+      <w:pPr>
+        <w:pStyle w:val="ListParagraph"/>
+        <w:numPr>
+          <w:ilvl w:val="0"/>
+          <w:numId w:val="1"/>
+        </w:numPr>
+        <w:spacing w:after="60"/>
+      </w:pPr>
+      <w:r>
+        <w:t xml:space="preserve">P/E has actually eased slightly to ~55x (from ~57x) as earnings caught up, but still rich near the 52-week high</w:t>
+      </w:r>
+    </w:p>
+    <w:p>
+      <w:pPr>
+        <w:pStyle w:val="ListParagraph"/>
+        <w:numPr>
+          <w:ilvl w:val="0"/>
+          <w:numId w:val="1"/>
+        </w:numPr>
+        <w:spacing w:after="60"/>
+      </w:pPr>
+      <w:r>
+        <w:t xml:space="preserve">Q1 FY27 was roughly flat sequentially, and Emerging Market EBITDA margin fell QoQ to 14% -- the growth is YoY, not yet a clean sequential compounding</w:t>
+      </w:r>
+    </w:p>
+    <w:p>
+      <w:pPr>
+        <w:pStyle w:val="ListParagraph"/>
+        <w:numPr>
+          <w:ilvl w:val="0"/>
+          <w:numId w:val="1"/>
+        </w:numPr>
+        <w:spacing w:after="60"/>
+      </w:pPr>
+      <w:r>
+        <w:t xml:space="preserve">Regulated markets are now ~64% of revenue and the faster-growing segment (+42% YoY)</w:t>
+      </w:r>
+    </w:p>
+    <w:p>
+      <w:pPr>
+        <w:spacing w:after="120"/>
+      </w:pPr>
+      <w:r>
+        <w:rPr>
+          <w:b/>
+          <w:bCs/>
+          <w:sz w:val="20"/>
+          <w:szCs w:val="20"/>
+        </w:rPr>
+        <w:t xml:space="preserve">Open questions / what to watch:</w:t>
+      </w:r>
+    </w:p>
+    <w:p>
+      <w:pPr>
+        <w:pStyle w:val="ListParagraph"/>
+        <w:numPr>
+          <w:ilvl w:val="0"/>
+          <w:numId w:val="1"/>
+        </w:numPr>
+        <w:spacing w:after="60"/>
+      </w:pPr>
+      <w:r>
+        <w:t xml:space="preserve">When does free cash flow (not just operating cash flow) turn positive -- i.e. when does capex intensity normalise?</w:t>
+      </w:r>
+    </w:p>
+    <w:p>
+      <w:pPr>
+        <w:pStyle w:val="ListParagraph"/>
+        <w:numPr>
+          <w:ilvl w:val="0"/>
+          <w:numId w:val="1"/>
+        </w:numPr>
+        <w:spacing w:after="60"/>
+      </w:pPr>
+      <w:r>
+        <w:t xml:space="preserve">Why did the Emerging Market EBITDA margin drop to 14% in Q1 FY27, and is the 18-20% FY27 guide credible?</w:t>
+      </w:r>
+    </w:p>
+    <w:p>
+      <w:pPr>
+        <w:pStyle w:val="ListParagraph"/>
+        <w:numPr>
+          <w:ilvl w:val="0"/>
+          <w:numId w:val="1"/>
+        </w:numPr>
+        <w:spacing w:after="60"/>
+      </w:pPr>
+      <w:r>
+        <w:t xml:space="preserve">How durable are the niche/complex-molecule margins as competitors file against the same ANDAs?</w:t>
+      </w:r>
+    </w:p>
+    <w:p>
+      <w:pPr>
+        <w:pStyle w:val="ListParagraph"/>
+        <w:numPr>
+          <w:ilvl w:val="0"/>
+          <w:numId w:val="1"/>
+        </w:numPr>
+        <w:spacing w:after="60"/>
+      </w:pPr>
+      <w:r>
+        <w:t xml:space="preserve">Can debtor days (~187) be brought down, or is this structural to the regulated-market customer mix?</w:t>
+      </w:r>
+    </w:p>
+    <w:p>
+      <w:pPr>
+        <w:spacing w:after="120" w:before="120"/>
+      </w:pPr>
+      <w:r>
+        <w:rPr>
+          <w:b/>
+          <w:bCs/>
+          <w:sz w:val="20"/>
+          <w:szCs w:val="20"/>
+        </w:rPr>
+        <w:t xml:space="preserve">Conviction impact: </w:t>
+      </w:r>
+      <w:r>
+        <w:rPr>
+          <w:sz w:val="20"/>
+          <w:szCs w:val="20"/>
+        </w:rPr>
+        <w:t xml:space="preserve">Medium -&gt; Medium. Topline execution and the reiterated multi-year guidance remain best-in-batch, but the deep read surfaces a FY26 FCF of roughly -Rs 203 Cr, rising debt, ~15% ROCE and a flat sequential Q1 with a margin dip -- enough to hold conviction at Medium (capped by the four_box 2.5 band) rather than raise it.</w:t>
       </w:r>
     </w:p>
     <w:p>
@@ -303,15 +753,22 @@
         <w:spacing w:after="120" w:before="280"/>
       </w:pPr>
       <w:r>
-        <w:t xml:space="preserve">ValuePickr Community Signal</w:t>
-      </w:r>
-    </w:p>
-    <w:p>
-      <w:pPr>
-        <w:spacing w:after="120"/>
-      </w:pPr>
-      <w:r>
-        <w:t xml:space="preserve">Read most recent 50 of only 20 posts fetched (thread activity is light but consistently positive; no escalation triggered).</w:t>
+        <w:t xml:space="preserve">Guidance &amp; Expectation Gap</w:t>
+      </w:r>
+    </w:p>
+    <w:p>
+      <w:pPr>
+        <w:spacing w:after="120"/>
+      </w:pPr>
+      <w:r>
+        <w:rPr>
+          <w:i/>
+          <w:iCs/>
+          <w:color w:val="666666"/>
+          <w:sz w:val="18"/>
+          <w:szCs w:val="18"/>
+        </w:rPr>
+        <w:t xml:space="preserve">Management guidance decoded into commitments, graded on the expectation → action → operational → commercial → financial ladder, then compared to what the current price appears to assume. Method: playbook/guidance-and-expectation-gap.md.</w:t>
       </w:r>
     </w:p>
     <w:p>
@@ -325,14 +782,965 @@
           <w:sz w:val="20"/>
           <w:szCs w:val="20"/>
         </w:rPr>
-        <w:t xml:space="preserve">High-conviction call from a top contributor: </w:t>
-      </w:r>
-      <w:r>
-        <w:rPr>
-          <w:sz w:val="20"/>
-          <w:szCs w:val="20"/>
-        </w:rPr>
-        <w:t xml:space="preserve">No trusted-roster users posted in this thread. Chandan_Sharma posted detailed, credible concall summaries for both Q4 FY26 (co outperformed its own 50%/100% topline/bottomline guidance, regulated markets 64% of revenue via the Apnar acquisition, turned CFO-positive with Rs 62 Cr) and Q1 FY27 (36% revenue growth, 56% PAT growth, 7 new ANDA approvals taking total to 58, FY27 growth guidance reiterated). hitesh_gangwani (Jun 2026) disclosed a small personal buy with an appropriate non-advisory disclaimer -- a minor positive-sentiment data point, not a substantive thesis contribution.</w:t>
+        <w:t xml:space="preserve">Commitment ladder (most-proven first):</w:t>
+      </w:r>
+    </w:p>
+    <w:tbl>
+      <w:tblPr>
+        <w:tblW w:type="dxa" w:w="9000"/>
+        <w:tblBorders>
+          <w:top w:val="single" w:color="auto" w:sz="4"/>
+          <w:left w:val="single" w:color="auto" w:sz="4"/>
+          <w:bottom w:val="single" w:color="auto" w:sz="4"/>
+          <w:right w:val="single" w:color="auto" w:sz="4"/>
+          <w:insideH w:val="single" w:color="auto" w:sz="4"/>
+          <w:insideV w:val="single" w:color="auto" w:sz="4"/>
+        </w:tblBorders>
+      </w:tblPr>
+      <w:tblGrid>
+        <w:gridCol w:w="1100"/>
+        <w:gridCol w:w="2600"/>
+        <w:gridCol w:w="2400"/>
+        <w:gridCol w:w="900"/>
+        <w:gridCol w:w="1200"/>
+        <w:gridCol w:w="800"/>
+      </w:tblGrid>
+      <w:tr>
+        <w:trPr>
+          <w:tblHeader/>
+        </w:trPr>
+        <w:tc>
+          <w:tcPr>
+            <w:tcW w:type="dxa" w:w="1100"/>
+            <w:shd w:fill="F2F2F2" w:val="clear"/>
+          </w:tcPr>
+          <w:p>
+            <w:r>
+              <w:rPr>
+                <w:b/>
+                <w:bCs/>
+                <w:sz w:val="18"/>
+                <w:szCs w:val="18"/>
+              </w:rPr>
+              <w:t xml:space="preserve">Area</w:t>
+            </w:r>
+          </w:p>
+        </w:tc>
+        <w:tc>
+          <w:tcPr>
+            <w:tcW w:type="dxa" w:w="2600"/>
+            <w:shd w:fill="F2F2F2" w:val="clear"/>
+          </w:tcPr>
+          <w:p>
+            <w:r>
+              <w:rPr>
+                <w:b/>
+                <w:bCs/>
+                <w:sz w:val="18"/>
+                <w:szCs w:val="18"/>
+              </w:rPr>
+              <w:t xml:space="preserve">Commitment</w:t>
+            </w:r>
+          </w:p>
+        </w:tc>
+        <w:tc>
+          <w:tcPr>
+            <w:tcW w:type="dxa" w:w="2400"/>
+            <w:shd w:fill="F2F2F2" w:val="clear"/>
+          </w:tcPr>
+          <w:p>
+            <w:r>
+              <w:rPr>
+                <w:b/>
+                <w:bCs/>
+                <w:sz w:val="18"/>
+                <w:szCs w:val="18"/>
+              </w:rPr>
+              <w:t xml:space="preserve">Specifics</w:t>
+            </w:r>
+          </w:p>
+        </w:tc>
+        <w:tc>
+          <w:tcPr>
+            <w:tcW w:type="dxa" w:w="900"/>
+            <w:shd w:fill="F2F2F2" w:val="clear"/>
+          </w:tcPr>
+          <w:p>
+            <w:r>
+              <w:rPr>
+                <w:b/>
+                <w:bCs/>
+                <w:sz w:val="18"/>
+                <w:szCs w:val="18"/>
+              </w:rPr>
+              <w:t xml:space="preserve">By when</w:t>
+            </w:r>
+          </w:p>
+        </w:tc>
+        <w:tc>
+          <w:tcPr>
+            <w:tcW w:type="dxa" w:w="1200"/>
+            <w:shd w:fill="F2F2F2" w:val="clear"/>
+          </w:tcPr>
+          <w:p>
+            <w:r>
+              <w:rPr>
+                <w:b/>
+                <w:bCs/>
+                <w:sz w:val="18"/>
+                <w:szCs w:val="18"/>
+              </w:rPr>
+              <w:t xml:space="preserve">Stage</w:t>
+            </w:r>
+          </w:p>
+        </w:tc>
+        <w:tc>
+          <w:tcPr>
+            <w:tcW w:type="dxa" w:w="800"/>
+            <w:shd w:fill="F2F2F2" w:val="clear"/>
+          </w:tcPr>
+          <w:p>
+            <w:r>
+              <w:rPr>
+                <w:b/>
+                <w:bCs/>
+                <w:sz w:val="18"/>
+                <w:szCs w:val="18"/>
+              </w:rPr>
+              <w:t xml:space="preserve">Thesis-critical</w:t>
+            </w:r>
+          </w:p>
+        </w:tc>
+      </w:tr>
+      <w:tr>
+        <w:tc>
+          <w:tcPr>
+            <w:tcW w:type="dxa" w:w="1100"/>
+          </w:tcPr>
+          <w:p>
+            <w:r>
+              <w:rPr>
+                <w:b w:val="false"/>
+                <w:bCs w:val="false"/>
+                <w:sz w:val="18"/>
+                <w:szCs w:val="18"/>
+              </w:rPr>
+              <w:t xml:space="preserve">growth</w:t>
+            </w:r>
+          </w:p>
+        </w:tc>
+        <w:tc>
+          <w:tcPr>
+            <w:tcW w:type="dxa" w:w="2600"/>
+          </w:tcPr>
+          <w:p>
+            <w:r>
+              <w:rPr>
+                <w:b w:val="false"/>
+                <w:bCs w:val="false"/>
+                <w:sz w:val="18"/>
+                <w:szCs w:val="18"/>
+              </w:rPr>
+              <w:t xml:space="preserve">FY27 revenue growth 30-40%, PAT growth 50-60%, similar trajectory thereafter</w:t>
+            </w:r>
+          </w:p>
+        </w:tc>
+        <w:tc>
+          <w:tcPr>
+            <w:tcW w:type="dxa" w:w="2400"/>
+          </w:tcPr>
+          <w:p>
+            <w:r>
+              <w:rPr>
+                <w:b w:val="false"/>
+                <w:bCs w:val="false"/>
+                <w:sz w:val="18"/>
+                <w:szCs w:val="18"/>
+              </w:rPr>
+              <w:t xml:space="preserve">Q1 FY27 delivered +36% revenue / +56% PAT</w:t>
+            </w:r>
+          </w:p>
+        </w:tc>
+        <w:tc>
+          <w:tcPr>
+            <w:tcW w:type="dxa" w:w="900"/>
+          </w:tcPr>
+          <w:p>
+            <w:r>
+              <w:rPr>
+                <w:b w:val="false"/>
+                <w:bCs w:val="false"/>
+                <w:sz w:val="18"/>
+                <w:szCs w:val="18"/>
+              </w:rPr>
+              <w:t xml:space="preserve">FY27</w:t>
+            </w:r>
+          </w:p>
+        </w:tc>
+        <w:tc>
+          <w:tcPr>
+            <w:tcW w:type="dxa" w:w="1200"/>
+          </w:tcPr>
+          <w:p>
+            <w:r>
+              <w:rPr>
+                <w:b w:val="false"/>
+                <w:bCs w:val="false"/>
+                <w:sz w:val="18"/>
+                <w:szCs w:val="18"/>
+              </w:rPr>
+              <w:t xml:space="preserve">commercial</w:t>
+            </w:r>
+          </w:p>
+        </w:tc>
+        <w:tc>
+          <w:tcPr>
+            <w:tcW w:type="dxa" w:w="800"/>
+          </w:tcPr>
+          <w:p>
+            <w:r>
+              <w:rPr>
+                <w:b w:val="false"/>
+                <w:bCs w:val="false"/>
+                <w:sz w:val="18"/>
+                <w:szCs w:val="18"/>
+              </w:rPr>
+              <w:t xml:space="preserve">yes</w:t>
+            </w:r>
+          </w:p>
+        </w:tc>
+      </w:tr>
+      <w:tr>
+        <w:tc>
+          <w:tcPr>
+            <w:tcW w:type="dxa" w:w="1100"/>
+          </w:tcPr>
+          <w:p>
+            <w:r>
+              <w:rPr>
+                <w:b w:val="false"/>
+                <w:bCs w:val="false"/>
+                <w:sz w:val="18"/>
+                <w:szCs w:val="18"/>
+              </w:rPr>
+              <w:t xml:space="preserve">margin</w:t>
+            </w:r>
+          </w:p>
+        </w:tc>
+        <w:tc>
+          <w:tcPr>
+            <w:tcW w:type="dxa" w:w="2600"/>
+          </w:tcPr>
+          <w:p>
+            <w:r>
+              <w:rPr>
+                <w:b w:val="false"/>
+                <w:bCs w:val="false"/>
+                <w:sz w:val="18"/>
+                <w:szCs w:val="18"/>
+              </w:rPr>
+              <w:t xml:space="preserve">Emerging Market FY27 EBITDA margin 18-20%</w:t>
+            </w:r>
+          </w:p>
+        </w:tc>
+        <w:tc>
+          <w:tcPr>
+            <w:tcW w:type="dxa" w:w="2400"/>
+          </w:tcPr>
+          <w:p>
+            <w:r>
+              <w:rPr>
+                <w:b w:val="false"/>
+                <w:bCs w:val="false"/>
+                <w:sz w:val="18"/>
+                <w:szCs w:val="18"/>
+              </w:rPr>
+              <w:t xml:space="preserve">Q1 FY27 dipped to 14% from 20% in Q4 FY26</w:t>
+            </w:r>
+          </w:p>
+        </w:tc>
+        <w:tc>
+          <w:tcPr>
+            <w:tcW w:type="dxa" w:w="900"/>
+          </w:tcPr>
+          <w:p>
+            <w:r>
+              <w:rPr>
+                <w:b w:val="false"/>
+                <w:bCs w:val="false"/>
+                <w:sz w:val="18"/>
+                <w:szCs w:val="18"/>
+              </w:rPr>
+              <w:t xml:space="preserve">FY27</w:t>
+            </w:r>
+          </w:p>
+        </w:tc>
+        <w:tc>
+          <w:tcPr>
+            <w:tcW w:type="dxa" w:w="1200"/>
+          </w:tcPr>
+          <w:p>
+            <w:r>
+              <w:rPr>
+                <w:b w:val="false"/>
+                <w:bCs w:val="false"/>
+                <w:sz w:val="18"/>
+                <w:szCs w:val="18"/>
+              </w:rPr>
+              <w:t xml:space="preserve">expectation</w:t>
+            </w:r>
+          </w:p>
+        </w:tc>
+        <w:tc>
+          <w:tcPr>
+            <w:tcW w:type="dxa" w:w="800"/>
+          </w:tcPr>
+          <w:p>
+            <w:r>
+              <w:rPr>
+                <w:b w:val="false"/>
+                <w:bCs w:val="false"/>
+                <w:sz w:val="18"/>
+                <w:szCs w:val="18"/>
+              </w:rPr>
+              <w:t xml:space="preserve">yes</w:t>
+            </w:r>
+          </w:p>
+        </w:tc>
+      </w:tr>
+      <w:tr>
+        <w:tc>
+          <w:tcPr>
+            <w:tcW w:type="dxa" w:w="1100"/>
+          </w:tcPr>
+          <w:p>
+            <w:r>
+              <w:rPr>
+                <w:b w:val="false"/>
+                <w:bCs w:val="false"/>
+                <w:sz w:val="18"/>
+                <w:szCs w:val="18"/>
+              </w:rPr>
+              <w:t xml:space="preserve">new_business</w:t>
+            </w:r>
+          </w:p>
+        </w:tc>
+        <w:tc>
+          <w:tcPr>
+            <w:tcW w:type="dxa" w:w="2600"/>
+          </w:tcPr>
+          <w:p>
+            <w:r>
+              <w:rPr>
+                <w:b w:val="false"/>
+                <w:bCs w:val="false"/>
+                <w:sz w:val="18"/>
+                <w:szCs w:val="18"/>
+              </w:rPr>
+              <w:t xml:space="preserve">Commercialise the ANDA pipeline (39 molecules under development)</w:t>
+            </w:r>
+          </w:p>
+        </w:tc>
+        <w:tc>
+          <w:tcPr>
+            <w:tcW w:type="dxa" w:w="2400"/>
+          </w:tcPr>
+          <w:p>
+            <w:r>
+              <w:rPr>
+                <w:b w:val="false"/>
+                <w:bCs w:val="false"/>
+                <w:sz w:val="18"/>
+                <w:szCs w:val="18"/>
+              </w:rPr>
+              <w:t xml:space="preserve">58 approved, 23 commercialised as of Jun 2026; 7 approvals in Q1 FY27</w:t>
+            </w:r>
+          </w:p>
+        </w:tc>
+        <w:tc>
+          <w:tcPr>
+            <w:tcW w:type="dxa" w:w="900"/>
+          </w:tcPr>
+          <w:p>
+            <w:r>
+              <w:rPr>
+                <w:b w:val="false"/>
+                <w:bCs w:val="false"/>
+                <w:sz w:val="18"/>
+                <w:szCs w:val="18"/>
+              </w:rPr>
+              <w:t xml:space="preserve">beyond</w:t>
+            </w:r>
+          </w:p>
+        </w:tc>
+        <w:tc>
+          <w:tcPr>
+            <w:tcW w:type="dxa" w:w="1200"/>
+          </w:tcPr>
+          <w:p>
+            <w:r>
+              <w:rPr>
+                <w:b w:val="false"/>
+                <w:bCs w:val="false"/>
+                <w:sz w:val="18"/>
+                <w:szCs w:val="18"/>
+              </w:rPr>
+              <w:t xml:space="preserve">operational</w:t>
+            </w:r>
+          </w:p>
+        </w:tc>
+        <w:tc>
+          <w:tcPr>
+            <w:tcW w:type="dxa" w:w="800"/>
+          </w:tcPr>
+          <w:p>
+            <w:r>
+              <w:rPr>
+                <w:b w:val="false"/>
+                <w:bCs w:val="false"/>
+                <w:sz w:val="18"/>
+                <w:szCs w:val="18"/>
+              </w:rPr>
+              <w:t xml:space="preserve"/>
+            </w:r>
+          </w:p>
+        </w:tc>
+      </w:tr>
+    </w:tbl>
+    <w:p>
+      <w:pPr>
+        <w:spacing w:after="60" w:before="120"/>
+      </w:pPr>
+      <w:r>
+        <w:rPr>
+          <w:b/>
+          <w:bCs/>
+          <w:sz w:val="20"/>
+          <w:szCs w:val="20"/>
+        </w:rPr>
+        <w:t xml:space="preserve">Earnings chain: </w:t>
+      </w:r>
+      <w:r>
+        <w:rPr>
+          <w:b w:val="false"/>
+          <w:bCs w:val="false"/>
+          <w:sz w:val="20"/>
+          <w:szCs w:val="20"/>
+        </w:rPr>
+        <w:t xml:space="preserve">ANDA approvals + regulated-market expansion</w:t>
+      </w:r>
+      <w:r>
+        <w:rPr>
+          <w:color w:val="666666"/>
+          <w:sz w:val="20"/>
+          <w:szCs w:val="20"/>
+        </w:rPr>
+        <w:t xml:space="preserve"> → </w:t>
+      </w:r>
+      <w:r>
+        <w:rPr>
+          <w:b w:val="false"/>
+          <w:bCs w:val="false"/>
+          <w:sz w:val="20"/>
+          <w:szCs w:val="20"/>
+        </w:rPr>
+        <w:t xml:space="preserve">commercialised product count</w:t>
+      </w:r>
+      <w:r>
+        <w:rPr>
+          <w:color w:val="666666"/>
+          <w:sz w:val="20"/>
+          <w:szCs w:val="20"/>
+        </w:rPr>
+        <w:t xml:space="preserve"> → </w:t>
+      </w:r>
+      <w:r>
+        <w:rPr>
+          <w:b w:val="false"/>
+          <w:bCs w:val="false"/>
+          <w:sz w:val="20"/>
+          <w:szCs w:val="20"/>
+        </w:rPr>
+        <w:t xml:space="preserve">revenue growth</w:t>
+      </w:r>
+      <w:r>
+        <w:rPr>
+          <w:color w:val="666666"/>
+          <w:sz w:val="20"/>
+          <w:szCs w:val="20"/>
+        </w:rPr>
+        <w:t xml:space="preserve"> → </w:t>
+      </w:r>
+      <w:r>
+        <w:rPr>
+          <w:b w:val="false"/>
+          <w:bCs w:val="false"/>
+          <w:sz w:val="20"/>
+          <w:szCs w:val="20"/>
+        </w:rPr>
+        <w:t xml:space="preserve">operating leverage / mix -&gt; OPM expansion</w:t>
+      </w:r>
+      <w:r>
+        <w:rPr>
+          <w:color w:val="666666"/>
+          <w:sz w:val="20"/>
+          <w:szCs w:val="20"/>
+        </w:rPr>
+        <w:t xml:space="preserve"> → </w:t>
+      </w:r>
+      <w:r>
+        <w:rPr>
+          <w:b w:val="false"/>
+          <w:bCs w:val="false"/>
+          <w:sz w:val="20"/>
+          <w:szCs w:val="20"/>
+        </w:rPr>
+        <w:t xml:space="preserve">EBITDA / PAT</w:t>
+      </w:r>
+      <w:r>
+        <w:rPr>
+          <w:color w:val="666666"/>
+          <w:sz w:val="20"/>
+          <w:szCs w:val="20"/>
+        </w:rPr>
+        <w:t xml:space="preserve"> → </w:t>
+      </w:r>
+      <w:r>
+        <w:rPr>
+          <w:b w:val="false"/>
+          <w:bCs w:val="false"/>
+          <w:sz w:val="20"/>
+          <w:szCs w:val="20"/>
+        </w:rPr>
+        <w:t xml:space="preserve">working capital + capex</w:t>
+      </w:r>
+      <w:r>
+        <w:rPr>
+          <w:color w:val="666666"/>
+          <w:sz w:val="20"/>
+          <w:szCs w:val="20"/>
+        </w:rPr>
+        <w:t xml:space="preserve"> → </w:t>
+      </w:r>
+      <w:r>
+        <w:rPr>
+          <w:b w:val="false"/>
+          <w:bCs w:val="false"/>
+          <w:sz w:val="20"/>
+          <w:szCs w:val="20"/>
+        </w:rPr>
+        <w:t xml:space="preserve">free cash flow</w:t>
+      </w:r>
+    </w:p>
+    <w:p>
+      <w:pPr>
+        <w:spacing w:after="120"/>
+      </w:pPr>
+      <w:r>
+        <w:rPr>
+          <w:color w:val="666666"/>
+          <w:sz w:val="18"/>
+          <w:szCs w:val="18"/>
+        </w:rPr>
+        <w:t xml:space="preserve">Bottleneck link: working capital + capex (FCF is where the chain currently breaks).</w:t>
+      </w:r>
+    </w:p>
+    <w:p>
+      <w:pPr>
+        <w:spacing w:after="120"/>
+      </w:pPr>
+      <w:r>
+        <w:rPr>
+          <w:color w:val="666666"/>
+          <w:sz w:val="18"/>
+          <w:szCs w:val="18"/>
+        </w:rPr>
+        <w:t xml:space="preserve">Operating leverage: yes -- OPM expanded 19% -&gt; 27% over FY24-FY26 as revenue nearly tripled</w:t>
+      </w:r>
+    </w:p>
+    <w:p>
+      <w:pPr>
+        <w:spacing w:after="120"/>
+      </w:pPr>
+      <w:r>
+        <w:rPr>
+          <w:color w:val="666666"/>
+          <w:sz w:val="18"/>
+          <w:szCs w:val="18"/>
+        </w:rPr>
+        <w:t xml:space="preserve">Evidenced: ANDA approvals + regulated-market expansion; commercialised product count; revenue growth; operating leverage / mix -&gt; OPM expansion; EBITDA / PAT. Still assumed: working capital + capex; free cash flow.</w:t>
+      </w:r>
+    </w:p>
+    <w:p>
+      <w:pPr>
+        <w:spacing w:after="120"/>
+      </w:pPr>
+      <w:r>
+        <w:rPr>
+          <w:b/>
+          <w:bCs/>
+          <w:sz w:val="20"/>
+          <w:szCs w:val="20"/>
+        </w:rPr>
+        <w:t xml:space="preserve">Market expectation vs. our path:</w:t>
+      </w:r>
+    </w:p>
+    <w:tbl>
+      <w:tblPr>
+        <w:tblW w:type="dxa" w:w="9000"/>
+        <w:tblBorders>
+          <w:top w:val="single" w:color="auto" w:sz="4"/>
+          <w:left w:val="single" w:color="auto" w:sz="4"/>
+          <w:bottom w:val="single" w:color="auto" w:sz="4"/>
+          <w:right w:val="single" w:color="auto" w:sz="4"/>
+          <w:insideH w:val="single" w:color="auto" w:sz="4"/>
+          <w:insideV w:val="single" w:color="auto" w:sz="4"/>
+        </w:tblBorders>
+      </w:tblPr>
+      <w:tblGrid>
+        <w:gridCol w:w="3200"/>
+        <w:gridCol w:w="5800"/>
+      </w:tblGrid>
+      <w:tr>
+        <w:tc>
+          <w:tcPr>
+            <w:tcW w:type="dxa" w:w="3200"/>
+            <w:shd w:fill="F2F2F2" w:val="clear"/>
+          </w:tcPr>
+          <w:p>
+            <w:r>
+              <w:rPr>
+                <w:b/>
+                <w:bCs/>
+              </w:rPr>
+              <w:t xml:space="preserve">As of</w:t>
+            </w:r>
+          </w:p>
+        </w:tc>
+        <w:tc>
+          <w:tcPr>
+            <w:tcW w:type="dxa" w:w="5800"/>
+          </w:tcPr>
+          <w:p>
+            <w:r>
+              <w:t xml:space="preserve">2026-09-08</w:t>
+            </w:r>
+          </w:p>
+        </w:tc>
+      </w:tr>
+      <w:tr>
+        <w:tc>
+          <w:tcPr>
+            <w:tcW w:type="dxa" w:w="3200"/>
+            <w:shd w:fill="F2F2F2" w:val="clear"/>
+          </w:tcPr>
+          <w:p>
+            <w:r>
+              <w:rPr>
+                <w:b/>
+                <w:bCs/>
+              </w:rPr>
+              <w:t xml:space="preserve">Price / multiple</w:t>
+            </w:r>
+          </w:p>
+        </w:tc>
+        <w:tc>
+          <w:tcPr>
+            <w:tcW w:type="dxa" w:w="5800"/>
+          </w:tcPr>
+          <w:p>
+            <w:r>
+              <w:t xml:space="preserve">Rs 1504 · 54.8x P/E</w:t>
+            </w:r>
+          </w:p>
+        </w:tc>
+      </w:tr>
+      <w:tr>
+        <w:tc>
+          <w:tcPr>
+            <w:tcW w:type="dxa" w:w="3200"/>
+            <w:shd w:fill="F2F2F2" w:val="clear"/>
+          </w:tcPr>
+          <w:p>
+            <w:r>
+              <w:rPr>
+                <w:b/>
+                <w:bCs/>
+              </w:rPr>
+              <w:t xml:space="preserve">Right valuation lens</w:t>
+            </w:r>
+          </w:p>
+        </w:tc>
+        <w:tc>
+          <w:tcPr>
+            <w:tcW w:type="dxa" w:w="5800"/>
+          </w:tcPr>
+          <w:p>
+            <w:r>
+              <w:t xml:space="preserve">P/E</w:t>
+            </w:r>
+          </w:p>
+        </w:tc>
+      </w:tr>
+      <w:tr>
+        <w:tc>
+          <w:tcPr>
+            <w:tcW w:type="dxa" w:w="3200"/>
+            <w:shd w:fill="F2F2F2" w:val="clear"/>
+          </w:tcPr>
+          <w:p>
+            <w:r>
+              <w:rPr>
+                <w:b/>
+                <w:bCs/>
+              </w:rPr>
+              <w:t xml:space="preserve">Price implies</w:t>
+            </w:r>
+          </w:p>
+        </w:tc>
+        <w:tc>
+          <w:tcPr>
+            <w:tcW w:type="dxa" w:w="5800"/>
+          </w:tcPr>
+          <w:p>
+            <w:r>
+              <w:t xml:space="preserve">~55x trailing needs roughly 35-40% EPS CAGR FY26-&gt;FY28 to be fair against a ~28-30x high-growth-pharma exit multiple -- close to what management guides, so the market is pricing the guidance being substantially met</w:t>
+            </w:r>
+          </w:p>
+        </w:tc>
+      </w:tr>
+      <w:tr>
+        <w:tc>
+          <w:tcPr>
+            <w:tcW w:type="dxa" w:w="3200"/>
+            <w:shd w:fill="F2F2F2" w:val="clear"/>
+          </w:tcPr>
+          <w:p>
+            <w:r>
+              <w:rPr>
+                <w:b/>
+                <w:bCs/>
+              </w:rPr>
+              <w:t xml:space="preserve">Our FY27</w:t>
+            </w:r>
+          </w:p>
+        </w:tc>
+        <w:tc>
+          <w:tcPr>
+            <w:tcW w:type="dxa" w:w="5800"/>
+          </w:tcPr>
+          <w:p>
+            <w:r>
+              <w:t xml:space="preserve">Revenue Rs 820-880 Cr (+30-40%), PAT Rs 185-210 Cr (+50-60%) if guidance holds; forward P/E ~33-37x</w:t>
+            </w:r>
+          </w:p>
+        </w:tc>
+      </w:tr>
+      <w:tr>
+        <w:tc>
+          <w:tcPr>
+            <w:tcW w:type="dxa" w:w="3200"/>
+            <w:shd w:fill="F2F2F2" w:val="clear"/>
+          </w:tcPr>
+          <w:p>
+            <w:r>
+              <w:rPr>
+                <w:b/>
+                <w:bCs/>
+              </w:rPr>
+              <w:t xml:space="preserve">Our FY28</w:t>
+            </w:r>
+          </w:p>
+        </w:tc>
+        <w:tc>
+          <w:tcPr>
+            <w:tcW w:type="dxa" w:w="5800"/>
+          </w:tcPr>
+          <w:p>
+            <w:r>
+              <w:t xml:space="preserve">PAT Rs 280-320 Cr on a similar trajectory -&gt; ~22-25x on today's price; sharply lower if FCF stress forces an equity raise or growth slows</w:t>
+            </w:r>
+          </w:p>
+        </w:tc>
+      </w:tr>
+      <w:tr>
+        <w:tc>
+          <w:tcPr>
+            <w:tcW w:type="dxa" w:w="3200"/>
+            <w:shd w:fill="F2F2F2" w:val="clear"/>
+          </w:tcPr>
+          <w:p>
+            <w:r>
+              <w:rPr>
+                <w:b/>
+                <w:bCs/>
+              </w:rPr>
+              <w:t xml:space="preserve">Gap direction</w:t>
+            </w:r>
+          </w:p>
+        </w:tc>
+        <w:tc>
+          <w:tcPr>
+            <w:tcW w:type="dxa" w:w="5800"/>
+          </w:tcPr>
+          <w:p>
+            <w:r>
+              <w:t xml:space="preserve">priced-in</w:t>
+            </w:r>
+          </w:p>
+        </w:tc>
+      </w:tr>
+      <w:tr>
+        <w:tc>
+          <w:tcPr>
+            <w:tcW w:type="dxa" w:w="3200"/>
+            <w:shd w:fill="F2F2F2" w:val="clear"/>
+          </w:tcPr>
+          <w:p>
+            <w:r>
+              <w:rPr>
+                <w:b/>
+                <w:bCs/>
+              </w:rPr>
+              <w:t xml:space="preserve">Gap type</w:t>
+            </w:r>
+          </w:p>
+        </w:tc>
+        <w:tc>
+          <w:tcPr>
+            <w:tcW w:type="dxa" w:w="5800"/>
+          </w:tcPr>
+          <w:p>
+            <w:r>
+              <w:t xml:space="preserve">duration</w:t>
+            </w:r>
+          </w:p>
+        </w:tc>
+      </w:tr>
+      <w:tr>
+        <w:tc>
+          <w:tcPr>
+            <w:tcW w:type="dxa" w:w="3200"/>
+            <w:shd w:fill="F2F2F2" w:val="clear"/>
+          </w:tcPr>
+          <w:p>
+            <w:r>
+              <w:rPr>
+                <w:b/>
+                <w:bCs/>
+              </w:rPr>
+              <w:t xml:space="preserve">Gap magnitude</w:t>
+            </w:r>
+          </w:p>
+        </w:tc>
+        <w:tc>
+          <w:tcPr>
+            <w:tcW w:type="dxa" w:w="5800"/>
+          </w:tcPr>
+          <w:p>
+            <w:r>
+              <w:t xml:space="preserve">not estimable</w:t>
+            </w:r>
+          </w:p>
+        </w:tc>
+      </w:tr>
+      <w:tr>
+        <w:tc>
+          <w:tcPr>
+            <w:tcW w:type="dxa" w:w="3200"/>
+            <w:shd w:fill="F2F2F2" w:val="clear"/>
+          </w:tcPr>
+          <w:p>
+            <w:r>
+              <w:rPr>
+                <w:b/>
+                <w:bCs/>
+              </w:rPr>
+              <w:t xml:space="preserve">Gap basis</w:t>
+            </w:r>
+          </w:p>
+        </w:tc>
+        <w:tc>
+          <w:tcPr>
+            <w:tcW w:type="dxa" w:w="5800"/>
+          </w:tcPr>
+          <w:p>
+            <w:r>
+              <w:t xml:space="preserve">Our FY27-28 path roughly equals what a ~55x trailing multiple already requires; the debate is durability past FY28 and cash conversion, not near-term earnings level</w:t>
+            </w:r>
+          </w:p>
+        </w:tc>
+      </w:tr>
+      <w:tr>
+        <w:tc>
+          <w:tcPr>
+            <w:tcW w:type="dxa" w:w="3200"/>
+            <w:shd w:fill="F2F2F2" w:val="clear"/>
+          </w:tcPr>
+          <w:p>
+            <w:r>
+              <w:rPr>
+                <w:b/>
+                <w:bCs/>
+              </w:rPr>
+              <w:t xml:space="preserve">Evidence quality</w:t>
+            </w:r>
+          </w:p>
+        </w:tc>
+        <w:tc>
+          <w:tcPr>
+            <w:tcW w:type="dxa" w:w="5800"/>
+          </w:tcPr>
+          <w:p>
+            <w:r>
+              <w:t xml:space="preserve">moderate</w:t>
+            </w:r>
+          </w:p>
+        </w:tc>
+      </w:tr>
+    </w:tbl>
+    <w:p>
+      <w:pPr>
+        <w:spacing w:after="120"/>
+      </w:pPr>
+      <w:r>
+        <w:rPr>
+          <w:i/>
+          <w:iCs/>
+          <w:color w:val="666666"/>
+          <w:sz w:val="16"/>
+          <w:szCs w:val="16"/>
+        </w:rPr>
+        <w:t xml:space="preserve">no broker consensus; implied path is a reverse-P/E estimate + screener.in forward figures + VP thread view</w:t>
+      </w:r>
+    </w:p>
+    <w:p>
+      <w:pPr>
+        <w:spacing w:after="120" w:before="120"/>
+      </w:pPr>
+      <w:r>
+        <w:rPr>
+          <w:b/>
+          <w:bCs/>
+          <w:sz w:val="20"/>
+          <w:szCs w:val="20"/>
+        </w:rPr>
+        <w:t xml:space="preserve">Catalyst: </w:t>
+      </w:r>
+      <w:r>
+        <w:rPr>
+          <w:sz w:val="20"/>
+          <w:szCs w:val="20"/>
+        </w:rPr>
+        <w:t xml:space="preserve">Two consecutive quarters delivering the guided PAT growth with free cash flow turning positive and the Emerging Market EBITDA margin recovering toward 18-20%</w:t>
+      </w:r>
+      <w:r>
+        <w:rPr>
+          <w:color w:val="666666"/>
+          <w:sz w:val="18"/>
+          <w:szCs w:val="18"/>
+        </w:rPr>
+        <w:t xml:space="preserve"> (window ~9M from 2026-09-08; undated; evidence med; pending)</w:t>
       </w:r>
     </w:p>
     <w:p>
@@ -341,15 +1749,727 @@
         <w:spacing w:after="120" w:before="280"/>
       </w:pPr>
       <w:r>
-        <w:t xml:space="preserve">BSE Corporate Actions / Other Red Flags</w:t>
-      </w:r>
-    </w:p>
-    <w:p>
-      <w:pPr>
-        <w:spacing w:after="120"/>
-      </w:pPr>
-      <w:r>
-        <w:t xml:space="preserve">Not checked.</w:t>
+        <w:t xml:space="preserve">Ishmohit-Lens Checks (value chain · earnings quality · growth trajectory · management · quality metrics · track record · global-signal check)</w:t>
+      </w:r>
+    </w:p>
+    <w:p>
+      <w:pPr>
+        <w:spacing w:after="120"/>
+      </w:pPr>
+      <w:r>
+        <w:rPr>
+          <w:i/>
+          <w:iCs/>
+          <w:color w:val="666666"/>
+          <w:sz w:val="18"/>
+          <w:szCs w:val="18"/>
+        </w:rPr>
+        <w:t xml:space="preserve">Extra checks drawn from @ishmohit1 / SOIC methodology (playbook/ishmohit-soic-style.md): where the company sits in its value chain and what the supply side is doing, whether a margin/PAT inflection is structural or a cyclical peak, the rate-of-change of growth vs. what the multiple demands, and management quality as a positive attribute.</w:t>
+      </w:r>
+    </w:p>
+    <w:p>
+      <w:pPr>
+        <w:spacing w:after="120"/>
+      </w:pPr>
+      <w:r>
+        <w:rPr>
+          <w:b/>
+          <w:bCs/>
+          <w:sz w:val="20"/>
+          <w:szCs w:val="20"/>
+        </w:rPr>
+        <w:t xml:space="preserve">Value chain &amp; supply side:</w:t>
+      </w:r>
+    </w:p>
+    <w:tbl>
+      <w:tblPr>
+        <w:tblW w:type="dxa" w:w="9000"/>
+        <w:tblBorders>
+          <w:top w:val="single" w:color="auto" w:sz="4"/>
+          <w:left w:val="single" w:color="auto" w:sz="4"/>
+          <w:bottom w:val="single" w:color="auto" w:sz="4"/>
+          <w:right w:val="single" w:color="auto" w:sz="4"/>
+          <w:insideH w:val="single" w:color="auto" w:sz="4"/>
+          <w:insideV w:val="single" w:color="auto" w:sz="4"/>
+        </w:tblBorders>
+      </w:tblPr>
+      <w:tblGrid>
+        <w:gridCol w:w="3200"/>
+        <w:gridCol w:w="5800"/>
+      </w:tblGrid>
+      <w:tr>
+        <w:tc>
+          <w:tcPr>
+            <w:tcW w:type="dxa" w:w="3200"/>
+            <w:shd w:fill="F2F2F2" w:val="clear"/>
+          </w:tcPr>
+          <w:p>
+            <w:r>
+              <w:rPr>
+                <w:b/>
+                <w:bCs/>
+              </w:rPr>
+              <w:t xml:space="preserve">Theme</w:t>
+            </w:r>
+          </w:p>
+        </w:tc>
+        <w:tc>
+          <w:tcPr>
+            <w:tcW w:type="dxa" w:w="5800"/>
+          </w:tcPr>
+          <w:p>
+            <w:r>
+              <w:t xml:space="preserve">US / regulated-market complex generics + critical-care injectables + APIs</w:t>
+            </w:r>
+          </w:p>
+        </w:tc>
+      </w:tr>
+      <w:tr>
+        <w:tc>
+          <w:tcPr>
+            <w:tcW w:type="dxa" w:w="3200"/>
+            <w:shd w:fill="F2F2F2" w:val="clear"/>
+          </w:tcPr>
+          <w:p>
+            <w:r>
+              <w:rPr>
+                <w:b/>
+                <w:bCs/>
+              </w:rPr>
+              <w:t xml:space="preserve">This company's position</w:t>
+            </w:r>
+          </w:p>
+        </w:tc>
+        <w:tc>
+          <w:tcPr>
+            <w:tcW w:type="dxa" w:w="5800"/>
+          </w:tcPr>
+          <w:p>
+            <w:r>
+              <w:t xml:space="preserve">small vertically-integrating filer (own APIs, ANDA pipeline, injectables capacity), scaling into regulated markets via organic filings + the Apnar acquisition</w:t>
+            </w:r>
+          </w:p>
+        </w:tc>
+      </w:tr>
+      <w:tr>
+        <w:tc>
+          <w:tcPr>
+            <w:tcW w:type="dxa" w:w="3200"/>
+            <w:shd w:fill="F2F2F2" w:val="clear"/>
+          </w:tcPr>
+          <w:p>
+            <w:r>
+              <w:rPr>
+                <w:b/>
+                <w:bCs/>
+              </w:rPr>
+              <w:t xml:space="preserve">Bottleneck node (pricing power)</w:t>
+            </w:r>
+          </w:p>
+        </w:tc>
+        <w:tc>
+          <w:tcPr>
+            <w:tcW w:type="dxa" w:w="5800"/>
+          </w:tcPr>
+          <w:p>
+            <w:r>
+              <w:t xml:space="preserve">USFDA approval throughput + injectable manufacturing capacity</w:t>
+            </w:r>
+          </w:p>
+        </w:tc>
+      </w:tr>
+      <w:tr>
+        <w:tc>
+          <w:tcPr>
+            <w:tcW w:type="dxa" w:w="3200"/>
+            <w:shd w:fill="F2F2F2" w:val="clear"/>
+          </w:tcPr>
+          <w:p>
+            <w:r>
+              <w:rPr>
+                <w:b/>
+                <w:bCs/>
+              </w:rPr>
+              <w:t xml:space="preserve">Supply-side status</w:t>
+            </w:r>
+          </w:p>
+        </w:tc>
+        <w:tc>
+          <w:tcPr>
+            <w:tcW w:type="dxa" w:w="5800"/>
+          </w:tcPr>
+          <w:p>
+            <w:r>
+              <w:t xml:space="preserve">adding</w:t>
+            </w:r>
+          </w:p>
+        </w:tc>
+      </w:tr>
+      <w:tr>
+        <w:tc>
+          <w:tcPr>
+            <w:tcW w:type="dxa" w:w="3200"/>
+            <w:shd w:fill="F2F2F2" w:val="clear"/>
+          </w:tcPr>
+          <w:p>
+            <w:r>
+              <w:rPr>
+                <w:b/>
+                <w:bCs/>
+              </w:rPr>
+              <w:t xml:space="preserve">Adjacent-node peers</w:t>
+            </w:r>
+          </w:p>
+        </w:tc>
+        <w:tc>
+          <w:tcPr>
+            <w:tcW w:type="dxa" w:w="5800"/>
+          </w:tcPr>
+          <w:p>
+            <w:r>
+              <w:t xml:space="preserve">Eugia / Aurobindo injectables, Gland Pharma, Caplin Point, Marksans Pharma</w:t>
+            </w:r>
+          </w:p>
+        </w:tc>
+      </w:tr>
+    </w:tbl>
+    <w:p>
+      <w:pPr>
+        <w:spacing w:after="120"/>
+      </w:pPr>
+      <w:r>
+        <w:rPr>
+          <w:color w:val="666666"/>
+          <w:sz w:val="18"/>
+          <w:szCs w:val="18"/>
+        </w:rPr>
+        <w:t xml:space="preserve">Supply side is adding -- many Indian filers are expanding regulated-market ANDA/injectable capacity, so niche-molecule margins compress as competitors file. Senores' edge is speed and a differentiated pipeline mix, not a structural cost or switching-cost moat.</w:t>
+      </w:r>
+    </w:p>
+    <w:p>
+      <w:pPr>
+        <w:spacing w:after="60" w:before="120"/>
+      </w:pPr>
+      <w:r>
+        <w:rPr>
+          <w:b/>
+          <w:bCs/>
+          <w:sz w:val="20"/>
+          <w:szCs w:val="20"/>
+        </w:rPr>
+        <w:t xml:space="preserve">Earnings quality: </w:t>
+      </w:r>
+      <w:r>
+        <w:rPr>
+          <w:sz w:val="20"/>
+          <w:szCs w:val="20"/>
+        </w:rPr>
+        <w:t xml:space="preserve">margin driver mixed</w:t>
+      </w:r>
+      <w:r>
+        <w:rPr>
+          <w:b/>
+          <w:bCs/>
+          <w:color w:val="A32020"/>
+          <w:sz w:val="20"/>
+          <w:szCs w:val="20"/>
+        </w:rPr>
+        <w:t xml:space="preserve">  — PEAK-MARGIN RISK: do not capitalise current margins</w:t>
+      </w:r>
+    </w:p>
+    <w:p>
+      <w:pPr>
+        <w:spacing w:after="120"/>
+      </w:pPr>
+      <w:r>
+        <w:rPr>
+          <w:color w:val="666666"/>
+          <w:sz w:val="18"/>
+          <w:szCs w:val="18"/>
+        </w:rPr>
+        <w:t xml:space="preserve">Drivers: mix shift to higher-value regulated-market products + complex generics; operating leverage as revenue nearly tripled on a scaling fixed base; select niche/limited-competition molecule launches; Apnar acquisition consolidation.</w:t>
+      </w:r>
+    </w:p>
+    <w:p>
+      <w:pPr>
+        <w:spacing w:after="120"/>
+      </w:pPr>
+      <w:r>
+        <w:rPr>
+          <w:color w:val="666666"/>
+          <w:sz w:val="18"/>
+          <w:szCs w:val="18"/>
+        </w:rPr>
+        <w:t xml:space="preserve">OPM expanded from 19% to 27% in two years, partly on limited-competition molecule windows that historically compress as competitors file. The Q1 FY27 QoQ Emerging Market EBITDA margin drop (20% -&gt; 14%) shows the volatility. A through-cycle OPM in the low-20s is more defensible than the current 27-29%.</w:t>
+      </w:r>
+    </w:p>
+    <w:p>
+      <w:pPr>
+        <w:spacing w:after="60" w:before="120"/>
+      </w:pPr>
+      <w:r>
+        <w:rPr>
+          <w:b/>
+          <w:bCs/>
+          <w:sz w:val="20"/>
+          <w:szCs w:val="20"/>
+        </w:rPr>
+        <w:t xml:space="preserve">Growth trajectory: </w:t>
+      </w:r>
+      <w:r>
+        <w:rPr>
+          <w:b w:val="false"/>
+          <w:bCs w:val="false"/>
+          <w:sz w:val="20"/>
+          <w:szCs w:val="20"/>
+        </w:rPr>
+        <w:t xml:space="preserve">YoY growth rate is steady</w:t>
+      </w:r>
+    </w:p>
+    <w:p>
+      <w:pPr>
+        <w:spacing w:after="120"/>
+      </w:pPr>
+      <w:r>
+        <w:rPr>
+          <w:color w:val="666666"/>
+          <w:sz w:val="18"/>
+          <w:szCs w:val="18"/>
+        </w:rPr>
+        <w:t xml:space="preserve">Revenue YoY: FY25 +85%, FY26 +59%, Q1 FY27 +36%; PAT YoY: FY25 +76%, FY26 +110%, Q1 FY27 +56%. The rate is decelerating from a high base but remains 35%+; sequentially Q1 FY27 was roughly flat vs Q4 FY26</w:t>
+      </w:r>
+    </w:p>
+    <w:p>
+      <w:pPr>
+        <w:spacing w:after="120"/>
+      </w:pPr>
+      <w:r>
+        <w:rPr>
+          <w:color w:val="666666"/>
+          <w:sz w:val="18"/>
+          <w:szCs w:val="18"/>
+        </w:rPr>
+        <w:t xml:space="preserve">Reverse P/E: ~55x trailing needs ~35-40% EPS CAGR FY26-28 at a ~28-30x exit; guidance (50-60% PAT growth) clears that if delivered, but there is little margin of safety for a miss or an equity raise</w:t>
+      </w:r>
+    </w:p>
+    <w:p>
+      <w:pPr>
+        <w:spacing w:after="120"/>
+      </w:pPr>
+      <w:r>
+        <w:rPr>
+          <w:b/>
+          <w:bCs/>
+          <w:sz w:val="20"/>
+          <w:szCs w:val="20"/>
+        </w:rPr>
+        <w:t xml:space="preserve">Management quality (TVGP's "P"):</w:t>
+      </w:r>
+    </w:p>
+    <w:tbl>
+      <w:tblPr>
+        <w:tblW w:type="dxa" w:w="9000"/>
+        <w:tblBorders>
+          <w:top w:val="single" w:color="auto" w:sz="4"/>
+          <w:left w:val="single" w:color="auto" w:sz="4"/>
+          <w:bottom w:val="single" w:color="auto" w:sz="4"/>
+          <w:right w:val="single" w:color="auto" w:sz="4"/>
+          <w:insideH w:val="single" w:color="auto" w:sz="4"/>
+          <w:insideV w:val="single" w:color="auto" w:sz="4"/>
+        </w:tblBorders>
+      </w:tblPr>
+      <w:tblGrid>
+        <w:gridCol w:w="3200"/>
+        <w:gridCol w:w="5800"/>
+      </w:tblGrid>
+      <w:tr>
+        <w:tc>
+          <w:tcPr>
+            <w:tcW w:type="dxa" w:w="3200"/>
+            <w:shd w:fill="F2F2F2" w:val="clear"/>
+          </w:tcPr>
+          <w:p>
+            <w:r>
+              <w:rPr>
+                <w:b/>
+                <w:bCs/>
+              </w:rPr>
+              <w:t xml:space="preserve">Assessment</w:t>
+            </w:r>
+          </w:p>
+        </w:tc>
+        <w:tc>
+          <w:tcPr>
+            <w:tcW w:type="dxa" w:w="5800"/>
+          </w:tcPr>
+          <w:p>
+            <w:r>
+              <w:t xml:space="preserve">neutral</w:t>
+            </w:r>
+          </w:p>
+        </w:tc>
+      </w:tr>
+      <w:tr>
+        <w:tc>
+          <w:tcPr>
+            <w:tcW w:type="dxa" w:w="3200"/>
+            <w:shd w:fill="F2F2F2" w:val="clear"/>
+          </w:tcPr>
+          <w:p>
+            <w:r>
+              <w:rPr>
+                <w:b/>
+                <w:bCs/>
+              </w:rPr>
+              <w:t xml:space="preserve">Capital allocation</w:t>
+            </w:r>
+          </w:p>
+        </w:tc>
+        <w:tc>
+          <w:tcPr>
+            <w:tcW w:type="dxa" w:w="5800"/>
+          </w:tcPr>
+          <w:p>
+            <w:r>
+              <w:t xml:space="preserve">Aggressively reinvesting all cash flow plus new debt into capex and the Apnar acquisition; incremental ROCE still only ~15% and FY26 FCF ~-Rs 203 Cr. No unrelated diversification. Guidance has been consistently beaten, which supports credibility (neutral)</w:t>
+            </w:r>
+          </w:p>
+        </w:tc>
+      </w:tr>
+      <w:tr>
+        <w:tc>
+          <w:tcPr>
+            <w:tcW w:type="dxa" w:w="3200"/>
+            <w:shd w:fill="F2F2F2" w:val="clear"/>
+          </w:tcPr>
+          <w:p>
+            <w:r>
+              <w:rPr>
+                <w:b/>
+                <w:bCs/>
+              </w:rPr>
+              <w:t xml:space="preserve">Related-party trend</w:t>
+            </w:r>
+          </w:p>
+        </w:tc>
+        <w:tc>
+          <w:tcPr>
+            <w:tcW w:type="dxa" w:w="5800"/>
+          </w:tcPr>
+          <w:p>
+            <w:r>
+              <w:t xml:space="preserve">unclear</w:t>
+            </w:r>
+          </w:p>
+        </w:tc>
+      </w:tr>
+      <w:tr>
+        <w:tc>
+          <w:tcPr>
+            <w:tcW w:type="dxa" w:w="3200"/>
+            <w:shd w:fill="F2F2F2" w:val="clear"/>
+          </w:tcPr>
+          <w:p>
+            <w:r>
+              <w:rPr>
+                <w:b/>
+                <w:bCs/>
+              </w:rPr>
+              <w:t xml:space="preserve">Guidance credibility</w:t>
+            </w:r>
+          </w:p>
+        </w:tc>
+        <w:tc>
+          <w:tcPr>
+            <w:tcW w:type="dxa" w:w="5800"/>
+          </w:tcPr>
+          <w:p>
+            <w:r>
+              <w:t xml:space="preserve">reliable</w:t>
+            </w:r>
+          </w:p>
+        </w:tc>
+      </w:tr>
+      <w:tr>
+        <w:tc>
+          <w:tcPr>
+            <w:tcW w:type="dxa" w:w="3200"/>
+            <w:shd w:fill="F2F2F2" w:val="clear"/>
+          </w:tcPr>
+          <w:p>
+            <w:r>
+              <w:rPr>
+                <w:b/>
+                <w:bCs/>
+              </w:rPr>
+              <w:t xml:space="preserve">Shareholder returns</w:t>
+            </w:r>
+          </w:p>
+        </w:tc>
+        <w:tc>
+          <w:tcPr>
+            <w:tcW w:type="dxa" w:w="5800"/>
+          </w:tcPr>
+          <w:p>
+            <w:r>
+              <w:t xml:space="preserve">none</w:t>
+            </w:r>
+          </w:p>
+        </w:tc>
+      </w:tr>
+      <w:tr>
+        <w:tc>
+          <w:tcPr>
+            <w:tcW w:type="dxa" w:w="3200"/>
+            <w:shd w:fill="F2F2F2" w:val="clear"/>
+          </w:tcPr>
+          <w:p>
+            <w:r>
+              <w:rPr>
+                <w:b/>
+                <w:bCs/>
+              </w:rPr>
+              <w:t xml:space="preserve">Capability ladder / VAP</w:t>
+            </w:r>
+          </w:p>
+        </w:tc>
+        <w:tc>
+          <w:tcPr>
+            <w:tcW w:type="dxa" w:w="5800"/>
+          </w:tcPr>
+          <w:p>
+            <w:r>
+              <w:t xml:space="preserve">Explicit shift up the value curve into complex generics, injectables and regulated markets (regulated now ~64% of revenue)</w:t>
+            </w:r>
+          </w:p>
+        </w:tc>
+      </w:tr>
+    </w:tbl>
+    <w:p>
+      <w:pPr>
+        <w:spacing w:after="120"/>
+      </w:pPr>
+      <w:r>
+        <w:rPr>
+          <w:b/>
+          <w:bCs/>
+          <w:sz w:val="20"/>
+          <w:szCs w:val="20"/>
+        </w:rPr>
+        <w:t xml:space="preserve">Quality metrics (ROCE · debt · FCF · margin · capex):</w:t>
+      </w:r>
+    </w:p>
+    <w:tbl>
+      <w:tblPr>
+        <w:tblW w:type="dxa" w:w="9000"/>
+        <w:tblBorders>
+          <w:top w:val="single" w:color="auto" w:sz="4"/>
+          <w:left w:val="single" w:color="auto" w:sz="4"/>
+          <w:bottom w:val="single" w:color="auto" w:sz="4"/>
+          <w:right w:val="single" w:color="auto" w:sz="4"/>
+          <w:insideH w:val="single" w:color="auto" w:sz="4"/>
+          <w:insideV w:val="single" w:color="auto" w:sz="4"/>
+        </w:tblBorders>
+      </w:tblPr>
+      <w:tblGrid>
+        <w:gridCol w:w="3200"/>
+        <w:gridCol w:w="5800"/>
+      </w:tblGrid>
+      <w:tr>
+        <w:tc>
+          <w:tcPr>
+            <w:tcW w:type="dxa" w:w="3200"/>
+            <w:shd w:fill="F2F2F2" w:val="clear"/>
+          </w:tcPr>
+          <w:p>
+            <w:r>
+              <w:rPr>
+                <w:b/>
+                <w:bCs/>
+              </w:rPr>
+              <w:t xml:space="preserve">Assessment</w:t>
+            </w:r>
+          </w:p>
+        </w:tc>
+        <w:tc>
+          <w:tcPr>
+            <w:tcW w:type="dxa" w:w="5800"/>
+          </w:tcPr>
+          <w:p>
+            <w:r>
+              <w:t xml:space="preserve">concern</w:t>
+            </w:r>
+          </w:p>
+        </w:tc>
+      </w:tr>
+      <w:tr>
+        <w:tc>
+          <w:tcPr>
+            <w:tcW w:type="dxa" w:w="3200"/>
+            <w:shd w:fill="F2F2F2" w:val="clear"/>
+          </w:tcPr>
+          <w:p>
+            <w:r>
+              <w:rPr>
+                <w:b/>
+                <w:bCs/>
+              </w:rPr>
+              <w:t xml:space="preserve">ROCE</w:t>
+            </w:r>
+          </w:p>
+        </w:tc>
+        <w:tc>
+          <w:tcPr>
+            <w:tcW w:type="dxa" w:w="5800"/>
+          </w:tcPr>
+          <w:p>
+            <w:r>
+              <w:t xml:space="preserve">15.1% (stable)</w:t>
+            </w:r>
+          </w:p>
+        </w:tc>
+      </w:tr>
+      <w:tr>
+        <w:tc>
+          <w:tcPr>
+            <w:tcW w:type="dxa" w:w="3200"/>
+            <w:shd w:fill="F2F2F2" w:val="clear"/>
+          </w:tcPr>
+          <w:p>
+            <w:r>
+              <w:rPr>
+                <w:b/>
+                <w:bCs/>
+              </w:rPr>
+              <w:t xml:space="preserve">Leverage</w:t>
+            </w:r>
+          </w:p>
+        </w:tc>
+        <w:tc>
+          <w:tcPr>
+            <w:tcW w:type="dxa" w:w="5800"/>
+          </w:tcPr>
+          <w:p>
+            <w:r>
+              <w:t xml:space="preserve">Net debt/EBITDA 1.5x</w:t>
+            </w:r>
+          </w:p>
+        </w:tc>
+      </w:tr>
+      <w:tr>
+        <w:tc>
+          <w:tcPr>
+            <w:tcW w:type="dxa" w:w="3200"/>
+            <w:shd w:fill="F2F2F2" w:val="clear"/>
+          </w:tcPr>
+          <w:p>
+            <w:r>
+              <w:rPr>
+                <w:b/>
+                <w:bCs/>
+              </w:rPr>
+              <w:t xml:space="preserve">FCF conversion</w:t>
+            </w:r>
+          </w:p>
+        </w:tc>
+        <w:tc>
+          <w:tcPr>
+            <w:tcW w:type="dxa" w:w="5800"/>
+          </w:tcPr>
+          <w:p>
+            <w:r>
+              <w:t xml:space="preserve">-110%</w:t>
+            </w:r>
+          </w:p>
+        </w:tc>
+      </w:tr>
+      <w:tr>
+        <w:tc>
+          <w:tcPr>
+            <w:tcW w:type="dxa" w:w="3200"/>
+            <w:shd w:fill="F2F2F2" w:val="clear"/>
+          </w:tcPr>
+          <w:p>
+            <w:r>
+              <w:rPr>
+                <w:b/>
+                <w:bCs/>
+              </w:rPr>
+              <w:t xml:space="preserve">Margin trend</w:t>
+            </w:r>
+          </w:p>
+        </w:tc>
+        <w:tc>
+          <w:tcPr>
+            <w:tcW w:type="dxa" w:w="5800"/>
+          </w:tcPr>
+          <w:p>
+            <w:r>
+              <w:t xml:space="preserve">expanding</w:t>
+            </w:r>
+          </w:p>
+        </w:tc>
+      </w:tr>
+      <w:tr>
+        <w:tc>
+          <w:tcPr>
+            <w:tcW w:type="dxa" w:w="3200"/>
+            <w:shd w:fill="F2F2F2" w:val="clear"/>
+          </w:tcPr>
+          <w:p>
+            <w:r>
+              <w:rPr>
+                <w:b/>
+                <w:bCs/>
+              </w:rPr>
+              <w:t xml:space="preserve">Capex efficiency</w:t>
+            </w:r>
+          </w:p>
+        </w:tc>
+        <w:tc>
+          <w:tcPr>
+            <w:tcW w:type="dxa" w:w="5800"/>
+          </w:tcPr>
+          <w:p>
+            <w:r>
+              <w:t xml:space="preserve">unclear</w:t>
+            </w:r>
+          </w:p>
+        </w:tc>
+      </w:tr>
+    </w:tbl>
+    <w:p>
+      <w:pPr>
+        <w:spacing w:after="60" w:before="120"/>
+      </w:pPr>
+      <w:r>
+        <w:rPr>
+          <w:b/>
+          <w:bCs/>
+          <w:sz w:val="20"/>
+          <w:szCs w:val="20"/>
+        </w:rPr>
+        <w:t xml:space="preserve">Track record (Coffee Can persistence check): </w:t>
+      </w:r>
+      <w:r>
+        <w:rPr>
+          <w:sz w:val="20"/>
+          <w:szCs w:val="20"/>
+        </w:rPr>
+        <w:t xml:space="preserve">cleared revenue growth ≥10% AND ROCE ≥15% in 1 of the last 3 years (consistency_score 33)</w:t>
+      </w:r>
+    </w:p>
+    <w:p>
+      <w:pPr>
+        <w:spacing w:after="120"/>
+      </w:pPr>
+      <w:r>
+        <w:rPr>
+          <w:color w:val="666666"/>
+          <w:sz w:val="18"/>
+          <w:szCs w:val="18"/>
+        </w:rPr>
+        <w:t xml:space="preserve">Listed Dec 2024, so only FY24-FY26 are verifiable. FY25 and FY26 both had revenue growth well above 10%, but ROCE sat around 13-15% (3-yr ROE ~14%), so only FY26 clearly cleared BOTH revenue growth &gt;=10% AND ROCE &gt;=15%, and even that is right at the threshold. Short history -- do not over-weight a low consistency count for a company this young.</w:t>
       </w:r>
     </w:p>
     <w:p>
@@ -358,59 +2478,15 @@
         <w:spacing w:after="120" w:before="280"/>
       </w:pPr>
       <w:r>
-        <w:t xml:space="preserve">Bull Case</w:t>
-      </w:r>
-    </w:p>
-    <w:p>
-      <w:pPr>
-        <w:pStyle w:val="ListParagraph"/>
-        <w:numPr>
-          <w:ilvl w:val="0"/>
-          <w:numId w:val="1"/>
-        </w:numPr>
-        <w:spacing w:after="60"/>
-      </w:pPr>
-      <w:r>
-        <w:t xml:space="preserve">Rare combination of consistently beating aggressive self-set guidance across multiple consecutive quarters (FY26 and Q1 FY27 both)</w:t>
-      </w:r>
-    </w:p>
-    <w:p>
-      <w:pPr>
-        <w:pStyle w:val="ListParagraph"/>
-        <w:numPr>
-          <w:ilvl w:val="0"/>
-          <w:numId w:val="1"/>
-        </w:numPr>
-        <w:spacing w:after="60"/>
-      </w:pPr>
-      <w:r>
-        <w:t xml:space="preserve">Expanding regulated-market exposure and a growing ANDA pipeline (58 approved, 23 commercialized) support continued multi-year growth</w:t>
-      </w:r>
-    </w:p>
-    <w:p>
-      <w:pPr>
-        <w:pStyle w:val="ListParagraph"/>
-        <w:numPr>
-          <w:ilvl w:val="0"/>
-          <w:numId w:val="1"/>
-        </w:numPr>
-        <w:spacing w:after="60"/>
-      </w:pPr>
-      <w:r>
-        <w:t xml:space="preserve">Turned solidly cash-flow positive, addressing a common generics-pharma quality concern</w:t>
-      </w:r>
-    </w:p>
-    <w:p>
-      <w:pPr>
-        <w:pStyle w:val="ListParagraph"/>
-        <w:numPr>
-          <w:ilvl w:val="0"/>
-          <w:numId w:val="1"/>
-        </w:numPr>
-        <w:spacing w:after="60"/>
-      </w:pPr>
-      <w:r>
-        <w:t xml:space="preserve">FY27 growth guidance reiterated as intact per the most recent concall</w:t>
+        <w:t xml:space="preserve">Technical Read (Weekly / Monthly MACD + Bollinger Bands, or RSI/CCI/Williams %R proxy)</w:t>
+      </w:r>
+    </w:p>
+    <w:p>
+      <w:pPr>
+        <w:spacing w:after="120"/>
+      </w:pPr>
+      <w:r>
+        <w:t xml:space="preserve">Not checked this pass; stock near 52-week high after ~130% 1-yr move.</w:t>
       </w:r>
     </w:p>
     <w:p>
@@ -419,46 +2495,36 @@
         <w:spacing w:after="120" w:before="280"/>
       </w:pPr>
       <w:r>
-        <w:t xml:space="preserve">Bear Case / Key Risks</w:t>
-      </w:r>
-    </w:p>
-    <w:p>
-      <w:pPr>
-        <w:pStyle w:val="ListParagraph"/>
-        <w:numPr>
-          <w:ilvl w:val="0"/>
-          <w:numId w:val="1"/>
-        </w:numPr>
-        <w:spacing w:after="60"/>
-      </w:pPr>
-      <w:r>
-        <w:t xml:space="preserve">Stock P/E of 57.3, trading near its 52-week high, means significant future growth is likely already priced in</w:t>
-      </w:r>
-    </w:p>
-    <w:p>
-      <w:pPr>
-        <w:pStyle w:val="ListParagraph"/>
-        <w:numPr>
-          <w:ilvl w:val="0"/>
-          <w:numId w:val="1"/>
-        </w:numPr>
-        <w:spacing w:after="60"/>
-      </w:pPr>
-      <w:r>
-        <w:t xml:space="preserve">Thread activity is thin (only 20 posts total) -- limited independent community scrutiny or bear-case stress-testing has happened yet</w:t>
-      </w:r>
-    </w:p>
-    <w:p>
-      <w:pPr>
-        <w:pStyle w:val="ListParagraph"/>
-        <w:numPr>
-          <w:ilvl w:val="0"/>
-          <w:numId w:val="1"/>
-        </w:numPr>
-        <w:spacing w:after="60"/>
-      </w:pPr>
-      <w:r>
-        <w:t xml:space="preserve">No new facilities added in the most recent quarter -- near-term growth depends on ramping existing capacity/pipeline rather than fresh capex-driven expansion</w:t>
+        <w:t xml:space="preserve">ValuePickr Community Signal</w:t>
+      </w:r>
+    </w:p>
+    <w:p>
+      <w:pPr>
+        <w:spacing w:after="120"/>
+      </w:pPr>
+      <w:r>
+        <w:t xml:space="preserve">Read most recent 50 of only 20 posts fetched (thread activity is light but consistently positive; no escalation triggered).</w:t>
+      </w:r>
+    </w:p>
+    <w:p>
+      <w:pPr>
+        <w:spacing w:after="120"/>
+      </w:pPr>
+      <w:r>
+        <w:rPr>
+          <w:b/>
+          <w:bCs/>
+          <w:sz w:val="20"/>
+          <w:szCs w:val="20"/>
+        </w:rPr>
+        <w:t xml:space="preserve">High-conviction call from a top contributor: </w:t>
+      </w:r>
+      <w:r>
+        <w:rPr>
+          <w:sz w:val="20"/>
+          <w:szCs w:val="20"/>
+        </w:rPr>
+        <w:t xml:space="preserve">No trusted-roster users posted in this thread. Chandan_Sharma posted detailed, credible concall summaries for both Q4 FY26 (co outperformed its own 50%/100% topline/bottomline guidance, regulated markets 64% of revenue via the Apnar acquisition, turned CFO-positive with Rs 62 Cr) and Q1 FY27 (36% revenue growth, 56% PAT growth, 7 new ANDA approvals taking total to 58, FY27 growth guidance reiterated). hitesh_gangwani (Jun 2026) disclosed a small personal buy with an appropriate non-advisory disclaimer -- a minor positive-sentiment data point, not a substantive thesis contribution.</w:t>
       </w:r>
     </w:p>
     <w:p>
@@ -467,6 +2533,158 @@
         <w:spacing w:after="120" w:before="280"/>
       </w:pPr>
       <w:r>
+        <w:t xml:space="preserve">BSE Corporate Actions / Other Red Flags</w:t>
+      </w:r>
+    </w:p>
+    <w:p>
+      <w:pPr>
+        <w:spacing w:after="120"/>
+      </w:pPr>
+      <w:r>
+        <w:t xml:space="preserve">Q1 FY27 concall 27-Jul-2026 (Swapnil Shah MD, Sanjay Majmudar Chairman, Deval Shah CFO): 7 new ANDA approvals in the quarter taking the total to 58 (23 commercialised, 39 molecules under development); FY27 guidance reiterated 30-40% revenue / 50-60% PAT growth; Emerging Market FY27 EBITDA margin guided 18-20% despite the Q1 dip to 14%. Apnar acquisition lifted regulated markets to ~64% of revenue.</w:t>
+      </w:r>
+    </w:p>
+    <w:p>
+      <w:pPr>
+        <w:pStyle w:val="Heading1"/>
+        <w:spacing w:after="120" w:before="280"/>
+      </w:pPr>
+      <w:r>
+        <w:t xml:space="preserve">Bull Case</w:t>
+      </w:r>
+    </w:p>
+    <w:p>
+      <w:pPr>
+        <w:pStyle w:val="ListParagraph"/>
+        <w:numPr>
+          <w:ilvl w:val="0"/>
+          <w:numId w:val="1"/>
+        </w:numPr>
+        <w:spacing w:after="60"/>
+      </w:pPr>
+      <w:r>
+        <w:t xml:space="preserve">Revenue nearly tripled and PAT nearly quadrupled in two years (FY24-&gt;FY26) with OPM expanding 19% -&gt; 27%; multiple consecutive quarters of beating aggressive self-set guidance</w:t>
+      </w:r>
+    </w:p>
+    <w:p>
+      <w:pPr>
+        <w:pStyle w:val="ListParagraph"/>
+        <w:numPr>
+          <w:ilvl w:val="0"/>
+          <w:numId w:val="1"/>
+        </w:numPr>
+        <w:spacing w:after="60"/>
+      </w:pPr>
+      <w:r>
+        <w:t xml:space="preserve">Expanding regulated-market exposure (~64% of revenue, +42% YoY in Q1 FY27) and a deep ANDA pipeline (58 approved, only 23 commercialised, 39 in development) support a multi-year runway</w:t>
+      </w:r>
+    </w:p>
+    <w:p>
+      <w:pPr>
+        <w:pStyle w:val="ListParagraph"/>
+        <w:numPr>
+          <w:ilvl w:val="0"/>
+          <w:numId w:val="1"/>
+        </w:numPr>
+        <w:spacing w:after="60"/>
+      </w:pPr>
+      <w:r>
+        <w:t xml:space="preserve">Operating cash flow turned positive (~Rs 62 Cr per the Q4 FY26 concall); FY27 guidance of 30-40% revenue / 50-60% PAT growth reiterated 'with a similar trajectory thereafter'</w:t>
+      </w:r>
+    </w:p>
+    <w:p>
+      <w:pPr>
+        <w:pStyle w:val="ListParagraph"/>
+        <w:numPr>
+          <w:ilvl w:val="0"/>
+          <w:numId w:val="1"/>
+        </w:numPr>
+        <w:spacing w:after="60"/>
+      </w:pPr>
+      <w:r>
+        <w:t xml:space="preserve">Tiny in a huge market -- Rs 688 Cr TTM revenue against a multi-billion-dollar US complex-generics/injectables opportunity</w:t>
+      </w:r>
+    </w:p>
+    <w:p>
+      <w:pPr>
+        <w:pStyle w:val="Heading1"/>
+        <w:spacing w:after="120" w:before="280"/>
+      </w:pPr>
+      <w:r>
+        <w:t xml:space="preserve">Bear Case / Key Risks</w:t>
+      </w:r>
+    </w:p>
+    <w:p>
+      <w:pPr>
+        <w:pStyle w:val="ListParagraph"/>
+        <w:numPr>
+          <w:ilvl w:val="0"/>
+          <w:numId w:val="1"/>
+        </w:numPr>
+        <w:spacing w:after="60"/>
+      </w:pPr>
+      <w:r>
+        <w:t xml:space="preserve">FY26 free cash flow was roughly -Rs 203 Cr -- capex and working capital (debtor days ~187) consumed all the profit; borrowings rose to Rs 342 Cr and there is no dividend</w:t>
+      </w:r>
+    </w:p>
+    <w:p>
+      <w:pPr>
+        <w:pStyle w:val="ListParagraph"/>
+        <w:numPr>
+          <w:ilvl w:val="0"/>
+          <w:numId w:val="1"/>
+        </w:numPr>
+        <w:spacing w:after="60"/>
+      </w:pPr>
+      <w:r>
+        <w:t xml:space="preserve">ROCE only ~15% and ROE ~13% despite the growth -- capital efficiency does not yet match the topline story; this is a capital-hungry business</w:t>
+      </w:r>
+    </w:p>
+    <w:p>
+      <w:pPr>
+        <w:pStyle w:val="ListParagraph"/>
+        <w:numPr>
+          <w:ilvl w:val="0"/>
+          <w:numId w:val="1"/>
+        </w:numPr>
+        <w:spacing w:after="60"/>
+      </w:pPr>
+      <w:r>
+        <w:t xml:space="preserve">P/E ~55x trailing (~33-35x forward) near a 52-week high after a ~130% 1-yr re-rating -- the growth-continuation is substantially priced in</w:t>
+      </w:r>
+    </w:p>
+    <w:p>
+      <w:pPr>
+        <w:pStyle w:val="ListParagraph"/>
+        <w:numPr>
+          <w:ilvl w:val="0"/>
+          <w:numId w:val="1"/>
+        </w:numPr>
+        <w:spacing w:after="60"/>
+      </w:pPr>
+      <w:r>
+        <w:t xml:space="preserve">Q1 FY27 was roughly flat sequentially with a QoQ Emerging Market EBITDA-margin dip (20% -&gt; 14%); thin VP thread coverage means limited independent bear-case stress-testing</w:t>
+      </w:r>
+    </w:p>
+    <w:p>
+      <w:pPr>
+        <w:pStyle w:val="ListParagraph"/>
+        <w:numPr>
+          <w:ilvl w:val="0"/>
+          <w:numId w:val="1"/>
+        </w:numPr>
+        <w:spacing w:after="60"/>
+      </w:pPr>
+      <w:r>
+        <w:t xml:space="preserve">Generics/complex-generics has limited durable moat; niche-molecule advantages erode as competition files</w:t>
+      </w:r>
+    </w:p>
+    <w:p>
+      <w:pPr>
+        <w:pStyle w:val="Heading1"/>
+        <w:spacing w:after="120" w:before="280"/>
+      </w:pPr>
+      <w:r>
         <w:t xml:space="preserve">Market-Cap Tier (informational — not a gate in this project)</w:t>
       </w:r>
     </w:p>
@@ -479,7 +2697,7 @@
           <w:b/>
           <w:bCs/>
         </w:rPr>
-        <w:t xml:space="preserve">Mid-cap (~Rs 7,238 Cr)</w:t>
+        <w:t xml:space="preserve">Mid-cap (~Rs 6,925 Cr)</w:t>
       </w:r>
     </w:p>
     <w:p>
@@ -507,6 +2725,34 @@
     </w:p>
     <w:p>
       <w:pPr>
+        <w:spacing w:after="120"/>
+      </w:pPr>
+      <w:r>
+        <w:rPr>
+          <w:color w:val="666666"/>
+          <w:sz w:val="20"/>
+          <w:szCs w:val="20"/>
+        </w:rPr>
+        <w:t xml:space="preserve">4-box gate — tailwind: yes · TAM: yes · moat: weak · valuation: no  (score 2.5 / 4)</w:t>
+      </w:r>
+    </w:p>
+    <w:p>
+      <w:pPr>
+        <w:spacing w:after="120"/>
+      </w:pPr>
+      <w:r>
+        <w:rPr>
+          <w:i/>
+          <w:iCs/>
+          <w:color w:val="666666"/>
+          <w:sz w:val="20"/>
+          <w:szCs w:val="20"/>
+        </w:rPr>
+        <w:t xml:space="preserve">tailwind yes (regulated-market ANDA ramp, 58 approved / only 23 commercialised / 39 in development, consecutive guidance beats). tam yes (Rs 688 Cr TTM revenue in a multi-billion-dollar US complex-generics/injectables market). moat weak (niche/complex molecules give some differentiation but erode as competitors file). valuation no (~55x trailing, ~7.4x book, near 52-wk high after a ~130% re-rating, FY26 FCF ~-Rs 203 Cr -- growth-continuation is priced in). Score 2.5 -&gt; 'neither' by the table, but the written un-ignorable-growth exception (near-3x revenue in 2 yrs, reiterated 30-40%/50-60% guidance) is invoked to retain 10x-in-2-3-years with conviction capped at Medium.</w:t>
+      </w:r>
+    </w:p>
+    <w:p>
+      <w:pPr>
         <w:pStyle w:val="Heading1"/>
         <w:spacing w:after="120" w:before="280"/>
       </w:pPr>
@@ -525,46 +2771,46 @@
           <w:sz w:val="24"/>
           <w:szCs w:val="24"/>
         </w:rPr>
-        <w:t xml:space="preserve">Best-in-batch execution track record this run, but valuation has already caught up to the growth story</w:t>
-      </w:r>
-    </w:p>
-    <w:p>
-      <w:pPr>
-        <w:pStyle w:val="ListParagraph"/>
-        <w:numPr>
-          <w:ilvl w:val="0"/>
-          <w:numId w:val="1"/>
-        </w:numPr>
-        <w:spacing w:after="60"/>
-      </w:pPr>
-      <w:r>
-        <w:t xml:space="preserve">Consistently exceeding aggressive guidance across consecutive quarters, with a genuine multi-year growth pipeline (ANDA approvals, regulated-market mix shift), is exactly the kind of recent-quarter-inflection evidence this screen weights heavily</w:t>
-      </w:r>
-    </w:p>
-    <w:p>
-      <w:pPr>
-        <w:pStyle w:val="ListParagraph"/>
-        <w:numPr>
-          <w:ilvl w:val="0"/>
-          <w:numId w:val="1"/>
-        </w:numPr>
-        <w:spacing w:after="60"/>
-      </w:pPr>
-      <w:r>
-        <w:t xml:space="preserve">But at P/E 57.3 near a 52-week high, this is a momentum/growth-continuation bet rather than a mispriced opportunity -- conviction reflects strong execution quality tempered by valuation risk</w:t>
-      </w:r>
-    </w:p>
-    <w:p>
-      <w:pPr>
-        <w:pStyle w:val="ListParagraph"/>
-        <w:numPr>
-          <w:ilvl w:val="0"/>
-          <w:numId w:val="1"/>
-        </w:numPr>
-        <w:spacing w:after="60"/>
-      </w:pPr>
-      <w:r>
-        <w:t xml:space="preserve">Thin community coverage (20 posts) means limited independent stress-testing of the bull case has occurred so far</w:t>
+        <w:t xml:space="preserve">Exceptional two-year topline execution and a reiterated multi-year growth guidance, but cash burn, rising debt, ~15% ROCE and a ~55x multiple near the high keep it a Medium-conviction growth-continuation bet</w:t>
+      </w:r>
+    </w:p>
+    <w:p>
+      <w:pPr>
+        <w:pStyle w:val="ListParagraph"/>
+        <w:numPr>
+          <w:ilvl w:val="0"/>
+          <w:numId w:val="1"/>
+        </w:numPr>
+        <w:spacing w:after="60"/>
+      </w:pPr>
+      <w:r>
+        <w:t xml:space="preserve">four_box scores 2.5 (moat weak, valuation no). The 10x-in-2-3-years label is retained only under the written un-ignorable-growth exception: revenue nearly tripled and PAT nearly quadrupled FY24-&gt;FY26, OPM went 19% -&gt; 27%, and management has beaten aggressive self-set guidance for consecutive quarters with FY27 guidance of 30-40% revenue / 50-60% PAT reiterated 'with a similar trajectory thereafter'</w:t>
+      </w:r>
+    </w:p>
+    <w:p>
+      <w:pPr>
+        <w:pStyle w:val="ListParagraph"/>
+        <w:numPr>
+          <w:ilvl w:val="0"/>
+          <w:numId w:val="1"/>
+        </w:numPr>
+        <w:spacing w:after="60"/>
+      </w:pPr>
+      <w:r>
+        <w:t xml:space="preserve">Conviction is capped at Medium (per the 2.0-2.5 band rule) and is genuinely tempered: FY26 FCF was roughly -Rs 203 Cr, borrowings rose to Rs 342 Cr, debtor days ~187, ROCE ~15%, no dividend -- profit is not converting to cash, and the stock is ~55x trailing near a 52-week high</w:t>
+      </w:r>
+    </w:p>
+    <w:p>
+      <w:pPr>
+        <w:pStyle w:val="ListParagraph"/>
+        <w:numPr>
+          <w:ilvl w:val="0"/>
+          <w:numId w:val="1"/>
+        </w:numPr>
+        <w:spacing w:after="60"/>
+      </w:pPr>
+      <w:r>
+        <w:t xml:space="preserve">Re-check trigger: two quarters of the guided PAT growth WITH free cash flow turning positive (not just operating cash flow), and the Emerging Market EBITDA margin recovering toward the guided 18-20%</w:t>
       </w:r>
     </w:p>
     <w:p>
